--- a/backend/ressources/template.docx
+++ b/backend/ressources/template.docx
@@ -12,10 +12,7 @@
         </w:rPr>
       </w:pPr>
       <w:r>
-        <w:rPr>
-          <w:sz w:val="21"/>
-          <w:szCs w:val="21"/>
-        </w:rPr>
+        <w:rPr/>
       </w:r>
     </w:p>
     <w:p>
@@ -29,23 +26,25 @@
         <mc:AlternateContent>
           <mc:Choice Requires="wps">
             <w:drawing>
-              <wp:inline distT="0" distB="0" distL="0" distR="0" wp14:anchorId="66AFEDD7">
+              <wp:inline distT="0" distB="0" distL="0" distR="0">
                 <wp:extent cx="6494145" cy="309880"/>
-                <wp:effectExtent l="0" t="0" r="20955" b="13970"/>
+                <wp:effectExtent l="114300" t="0" r="114300" b="12065"/>
                 <wp:docPr id="1" name="Rectangle : coins arrondis 11"/>
                 <a:graphic xmlns:a="http://schemas.openxmlformats.org/drawingml/2006/main">
                   <a:graphicData uri="http://schemas.microsoft.com/office/word/2010/wordprocessingShape">
                     <wps:wsp>
                       <wps:cNvSpPr/>
+                      <wps:nvSpPr>
+                        <wps:cNvPr id="2" name="Rectangle : coins arrondis 11"/>
+                        <wps:cNvSpPr/>
+                      </wps:nvSpPr>
                       <wps:spPr>
                         <a:xfrm>
                           <a:off x="0" y="0"/>
                           <a:ext cx="6494040" cy="309960"/>
                         </a:xfrm>
                         <a:prstGeom prst="roundRect">
-                          <a:avLst>
-                            <a:gd name="adj" fmla="val 16667"/>
-                          </a:avLst>
+                          <a:avLst/>
                         </a:prstGeom>
                         <a:gradFill rotWithShape="0">
                           <a:gsLst>
@@ -65,12 +64,6 @@
                           <a:round/>
                         </a:ln>
                       </wps:spPr>
-                      <wps:style>
-                        <a:lnRef idx="0"/>
-                        <a:fillRef idx="0"/>
-                        <a:effectRef idx="0"/>
-                        <a:fontRef idx="minor"/>
-                      </wps:style>
                       <wps:txbx>
                         <w:txbxContent>
                           <w:p>
@@ -94,7 +87,7 @@
                           </w:p>
                         </w:txbxContent>
                       </wps:txbx>
-                      <wps:bodyPr anchor="t">
+                      <wps:bodyPr anchor="t" anchorCtr="1">
                         <a:noAutofit/>
                       </wps:bodyPr>
                     </wps:wsp>
@@ -104,7 +97,36 @@
             </w:drawing>
           </mc:Choice>
           <mc:Fallback>
-            <w:pict/>
+            <w:pict>
+              <v:roundrect id="shape_0" ID="Rectangle : coins arrondis 11" fillcolor="#284475" stroked="t" o:allowincell="f" style="position:absolute;margin-left:0pt;margin-top:-25.4pt;width:511.3pt;height:24.35pt;mso-wrap-style:square;v-text-anchor:top-center;mso-position-vertical:top">
+                <v:fill o:detectmouseclick="t" color2="#4472c4"/>
+                <v:stroke color="#02466d" weight="12600" joinstyle="round" endcap="flat"/>
+                <v:textbox>
+                  <w:txbxContent>
+                    <w:p>
+                      <w:pPr>
+                        <w:pStyle w:val="Contenudecadre"/>
+                        <w:jc w:val="center"/>
+                        <w:rPr>
+                          <w:rFonts w:ascii="Open Sauce Sans Light" w:hAnsi="Open Sauce Sans Light" w:cs="Calibri"/>
+                          <w:b/>
+                          <w:color w:val="FFFFFF"/>
+                        </w:rPr>
+                      </w:pPr>
+                      <w:r>
+                        <w:rPr>
+                          <w:rFonts w:cs="Calibri" w:ascii="Open Sauce Sans Light" w:hAnsi="Open Sauce Sans Light"/>
+                          <w:b/>
+                          <w:color w:val="FFFFFF"/>
+                        </w:rPr>
+                        <w:t>DOMAINES DE COMPÉTENCES</w:t>
+                      </w:r>
+                    </w:p>
+                  </w:txbxContent>
+                </v:textbox>
+                <w10:wrap type="none"/>
+              </v:roundrect>
+            </w:pict>
           </mc:Fallback>
         </mc:AlternateContent>
       </w:r>
@@ -128,7 +150,7 @@
     </w:p>
     <w:p>
       <w:pPr>
-        <w:pStyle w:val="ListParagraph"/>
+        <w:pStyle w:val="Normal"/>
         <w:numPr>
           <w:ilvl w:val="0"/>
           <w:numId w:val="1"/>
@@ -137,19 +159,22 @@
           <w:tab w:val="clear" w:pos="708"/>
           <w:tab w:val="left" w:pos="1134" w:leader="none"/>
         </w:tabs>
+        <w:suppressAutoHyphens w:val="false"/>
         <w:spacing w:before="60" w:after="0"/>
-        <w:contextualSpacing/>
+        <w:ind w:hanging="567" w:left="1134"/>
         <w:rPr>
-          <w:sz w:val="20"/>
-          <w:szCs w:val="20"/>
+          <w:rFonts w:ascii="Calibri" w:hAnsi="Calibri" w:cs="Calibri"/>
+          <w:color w:val="002060"/>
+          <w:sz w:val="22"/>
+          <w:szCs w:val="22"/>
         </w:rPr>
       </w:pPr>
       <w:r>
         <w:rPr>
           <w:rFonts w:cs="Calibri" w:ascii="Calibri" w:hAnsi="Calibri"/>
           <w:color w:val="002060"/>
-          <w:sz w:val="20"/>
-          <w:szCs w:val="20"/>
+          <w:sz w:val="22"/>
+          <w:szCs w:val="22"/>
         </w:rPr>
         <w:t>{{ s }}</w:t>
       </w:r>
@@ -180,23 +205,25 @@
         <mc:AlternateContent>
           <mc:Choice Requires="wps">
             <w:drawing>
-              <wp:inline distT="0" distB="0" distL="0" distR="0" wp14:anchorId="0644434D">
+              <wp:inline distT="0" distB="0" distL="0" distR="0">
                 <wp:extent cx="6494145" cy="309880"/>
-                <wp:effectExtent l="0" t="0" r="20955" b="13970"/>
-                <wp:docPr id="2" name="Rectangle : coins arrondis 9"/>
+                <wp:effectExtent l="114300" t="0" r="114300" b="0"/>
+                <wp:docPr id="3" name="Rectangle : coins arrondis 9"/>
                 <a:graphic xmlns:a="http://schemas.openxmlformats.org/drawingml/2006/main">
                   <a:graphicData uri="http://schemas.microsoft.com/office/word/2010/wordprocessingShape">
                     <wps:wsp>
                       <wps:cNvSpPr/>
+                      <wps:nvSpPr>
+                        <wps:cNvPr id="4" name="Rectangle : coins arrondis 9"/>
+                        <wps:cNvSpPr/>
+                      </wps:nvSpPr>
                       <wps:spPr>
                         <a:xfrm>
                           <a:off x="0" y="0"/>
                           <a:ext cx="6494040" cy="309960"/>
                         </a:xfrm>
                         <a:prstGeom prst="roundRect">
-                          <a:avLst>
-                            <a:gd name="adj" fmla="val 16667"/>
-                          </a:avLst>
+                          <a:avLst/>
                         </a:prstGeom>
                         <a:gradFill rotWithShape="0">
                           <a:gsLst>
@@ -216,12 +243,6 @@
                           <a:round/>
                         </a:ln>
                       </wps:spPr>
-                      <wps:style>
-                        <a:lnRef idx="0"/>
-                        <a:fillRef idx="0"/>
-                        <a:effectRef idx="0"/>
-                        <a:fontRef idx="minor"/>
-                      </wps:style>
                       <wps:txbx>
                         <w:txbxContent>
                           <w:p>
@@ -245,7 +266,7 @@
                           </w:p>
                         </w:txbxContent>
                       </wps:txbx>
-                      <wps:bodyPr anchor="t">
+                      <wps:bodyPr anchor="t" anchorCtr="1">
                         <a:noAutofit/>
                       </wps:bodyPr>
                     </wps:wsp>
@@ -255,7 +276,36 @@
             </w:drawing>
           </mc:Choice>
           <mc:Fallback>
-            <w:pict/>
+            <w:pict>
+              <v:roundrect id="shape_0" ID="Rectangle : coins arrondis 9" fillcolor="#284475" stroked="t" o:allowincell="f" style="position:absolute;margin-left:0pt;margin-top:-24.45pt;width:511.3pt;height:24.35pt;mso-wrap-style:square;v-text-anchor:top-center;mso-position-vertical:top">
+                <v:fill o:detectmouseclick="t" color2="#4472c4"/>
+                <v:stroke color="#02466d" weight="12600" joinstyle="round" endcap="flat"/>
+                <v:textbox>
+                  <w:txbxContent>
+                    <w:p>
+                      <w:pPr>
+                        <w:pStyle w:val="Contenudecadre"/>
+                        <w:jc w:val="center"/>
+                        <w:rPr>
+                          <w:rFonts w:ascii="Open Sauce Sans Light" w:hAnsi="Open Sauce Sans Light" w:cs="Calibri"/>
+                          <w:b/>
+                          <w:color w:val="FFFFFF"/>
+                        </w:rPr>
+                      </w:pPr>
+                      <w:r>
+                        <w:rPr>
+                          <w:rFonts w:cs="Calibri" w:ascii="Open Sauce Sans Light" w:hAnsi="Open Sauce Sans Light"/>
+                          <w:b/>
+                          <w:color w:val="FFFFFF"/>
+                        </w:rPr>
+                        <w:t>OUTILS</w:t>
+                      </w:r>
+                    </w:p>
+                  </w:txbxContent>
+                </v:textbox>
+                <w10:wrap type="none"/>
+              </v:roundrect>
+            </w:pict>
           </mc:Fallback>
         </mc:AlternateContent>
       </w:r>
@@ -288,29 +338,24 @@
           <w:tab w:val="clear" w:pos="708"/>
           <w:tab w:val="left" w:pos="1134" w:leader="none"/>
         </w:tabs>
+        <w:suppressAutoHyphens w:val="false"/>
         <w:spacing w:before="60" w:after="0"/>
         <w:ind w:hanging="567" w:left="1134"/>
-        <w:rPr/>
-      </w:pPr>
-      <w:r>
         <w:rPr>
-          <w:rFonts w:cs="Calibri" w:ascii="Calibri" w:hAnsi="Calibri"/>
-          <w:b/>
-          <w:bCs/>
+          <w:rFonts w:ascii="Calibri" w:hAnsi="Calibri" w:cs="Calibri"/>
           <w:color w:val="002060"/>
-          <w:sz w:val="20"/>
-          <w:szCs w:val="20"/>
+          <w:sz w:val="22"/>
+          <w:szCs w:val="22"/>
         </w:rPr>
-        <w:t>{{ l.titre }}:</w:t>
-      </w:r>
+      </w:pPr>
       <w:r>
         <w:rPr>
           <w:rFonts w:cs="Calibri" w:ascii="Calibri" w:hAnsi="Calibri"/>
           <w:color w:val="002060"/>
-          <w:sz w:val="20"/>
-          <w:szCs w:val="20"/>
+          <w:sz w:val="22"/>
+          <w:szCs w:val="22"/>
         </w:rPr>
-        <w:t xml:space="preserve"> {{ l.logiciels_outils }}</w:t>
+        <w:t>{{ l.titre }}: {{ l.logiciels_outils }}</w:t>
       </w:r>
     </w:p>
     <w:p>
@@ -341,23 +386,25 @@
         <mc:AlternateContent>
           <mc:Choice Requires="wps">
             <w:drawing>
-              <wp:inline distT="0" distB="0" distL="0" distR="0" wp14:anchorId="03D68D8F">
+              <wp:inline distT="0" distB="0" distL="0" distR="0">
                 <wp:extent cx="6494145" cy="309880"/>
-                <wp:effectExtent l="0" t="0" r="20955" b="13970"/>
-                <wp:docPr id="3" name="Rectangle : coins arrondis 7"/>
+                <wp:effectExtent l="114300" t="0" r="114300" b="12065"/>
+                <wp:docPr id="5" name="Rectangle : coins arrondis 7"/>
                 <a:graphic xmlns:a="http://schemas.openxmlformats.org/drawingml/2006/main">
                   <a:graphicData uri="http://schemas.microsoft.com/office/word/2010/wordprocessingShape">
                     <wps:wsp>
                       <wps:cNvSpPr/>
+                      <wps:nvSpPr>
+                        <wps:cNvPr id="6" name="Rectangle : coins arrondis 7"/>
+                        <wps:cNvSpPr/>
+                      </wps:nvSpPr>
                       <wps:spPr>
                         <a:xfrm>
                           <a:off x="0" y="0"/>
                           <a:ext cx="6494040" cy="309960"/>
                         </a:xfrm>
                         <a:prstGeom prst="roundRect">
-                          <a:avLst>
-                            <a:gd name="adj" fmla="val 16667"/>
-                          </a:avLst>
+                          <a:avLst/>
                         </a:prstGeom>
                         <a:gradFill rotWithShape="0">
                           <a:gsLst>
@@ -377,12 +424,6 @@
                           <a:round/>
                         </a:ln>
                       </wps:spPr>
-                      <wps:style>
-                        <a:lnRef idx="0"/>
-                        <a:fillRef idx="0"/>
-                        <a:effectRef idx="0"/>
-                        <a:fontRef idx="minor"/>
-                      </wps:style>
                       <wps:txbx>
                         <w:txbxContent>
                           <w:p>
@@ -406,7 +447,7 @@
                           </w:p>
                         </w:txbxContent>
                       </wps:txbx>
-                      <wps:bodyPr anchor="t">
+                      <wps:bodyPr anchor="t" anchorCtr="1">
                         <a:noAutofit/>
                       </wps:bodyPr>
                     </wps:wsp>
@@ -416,7 +457,36 @@
             </w:drawing>
           </mc:Choice>
           <mc:Fallback>
-            <w:pict/>
+            <w:pict>
+              <v:roundrect id="shape_0" ID="Rectangle : coins arrondis 7" fillcolor="#284475" stroked="t" o:allowincell="f" style="position:absolute;margin-left:0pt;margin-top:-25.4pt;width:511.3pt;height:24.35pt;mso-wrap-style:square;v-text-anchor:top-center;mso-position-vertical:top">
+                <v:fill o:detectmouseclick="t" color2="#4472c4"/>
+                <v:stroke color="#02466d" weight="12600" joinstyle="round" endcap="flat"/>
+                <v:textbox>
+                  <w:txbxContent>
+                    <w:p>
+                      <w:pPr>
+                        <w:pStyle w:val="Contenudecadre"/>
+                        <w:jc w:val="center"/>
+                        <w:rPr>
+                          <w:rFonts w:ascii="Open Sauce Sans Light" w:hAnsi="Open Sauce Sans Light" w:cs="Calibri"/>
+                          <w:b/>
+                          <w:color w:val="FFFFFF"/>
+                        </w:rPr>
+                      </w:pPr>
+                      <w:r>
+                        <w:rPr>
+                          <w:rFonts w:cs="Calibri" w:ascii="Open Sauce Sans Light" w:hAnsi="Open Sauce Sans Light"/>
+                          <w:b/>
+                          <w:color w:val="FFFFFF"/>
+                        </w:rPr>
+                        <w:t>SECTEURS D’ACTIVITÉ</w:t>
+                      </w:r>
+                    </w:p>
+                  </w:txbxContent>
+                </v:textbox>
+                <w10:wrap type="none"/>
+              </v:roundrect>
+            </w:pict>
           </mc:Fallback>
         </mc:AlternateContent>
       </w:r>
@@ -444,46 +514,41 @@
         <w:pStyle w:val="Normal"/>
         <w:numPr>
           <w:ilvl w:val="0"/>
-          <w:numId w:val="3"/>
+          <w:numId w:val="4"/>
         </w:numPr>
         <w:tabs>
           <w:tab w:val="clear" w:pos="708"/>
           <w:tab w:val="left" w:pos="1134" w:leader="none"/>
         </w:tabs>
+        <w:suppressAutoHyphens w:val="false"/>
         <w:spacing w:before="60" w:after="0"/>
         <w:ind w:hanging="567" w:left="1134"/>
-        <w:rPr/>
+        <w:rPr>
+          <w:rFonts w:ascii="Calibri" w:hAnsi="Calibri" w:cs="Calibri"/>
+          <w:color w:val="002060"/>
+          <w:sz w:val="22"/>
+          <w:szCs w:val="22"/>
+        </w:rPr>
       </w:pPr>
       <w:r>
         <w:rPr>
           <w:rFonts w:cs="Calibri" w:ascii="Calibri" w:hAnsi="Calibri"/>
           <w:color w:val="002060"/>
-          <w:sz w:val="20"/>
-          <w:szCs w:val="20"/>
+          <w:sz w:val="22"/>
+          <w:szCs w:val="22"/>
         </w:rPr>
-        <w:t>{{ sect }}</w:t>
-      </w:r>
-      <w:r>
-        <w:rPr>
-          <w:rFonts w:cs="Calibri" w:ascii="Calibri" w:hAnsi="Calibri"/>
-          <w:color w:val="000000"/>
-        </w:rPr>
-        <w:t>{% endfor %}</w:t>
+        <w:t>{{ sect }}{% endfor %}</w:t>
       </w:r>
     </w:p>
     <w:p>
       <w:pPr>
         <w:pStyle w:val="Normal"/>
-        <w:numPr>
-          <w:ilvl w:val="0"/>
-          <w:numId w:val="0"/>
-        </w:numPr>
         <w:tabs>
           <w:tab w:val="clear" w:pos="708"/>
           <w:tab w:val="left" w:pos="1134" w:leader="none"/>
         </w:tabs>
         <w:spacing w:before="60" w:after="0"/>
-        <w:ind w:hanging="0" w:left="1134"/>
+        <w:ind w:left="1134"/>
         <w:rPr>
           <w:rFonts w:ascii="Calibri" w:hAnsi="Calibri" w:cs="Calibri"/>
           <w:color w:val="000000"/>
@@ -506,23 +571,25 @@
         <mc:AlternateContent>
           <mc:Choice Requires="wps">
             <w:drawing>
-              <wp:inline distT="0" distB="0" distL="0" distR="0" wp14:anchorId="59015D59">
+              <wp:inline distT="0" distB="0" distL="0" distR="0">
                 <wp:extent cx="6494145" cy="309880"/>
-                <wp:effectExtent l="0" t="0" r="20955" b="13970"/>
-                <wp:docPr id="4" name="Rectangle : coins arrondis 5"/>
+                <wp:effectExtent l="114300" t="0" r="114300" b="0"/>
+                <wp:docPr id="7" name="Rectangle : coins arrondis 5"/>
                 <a:graphic xmlns:a="http://schemas.openxmlformats.org/drawingml/2006/main">
                   <a:graphicData uri="http://schemas.microsoft.com/office/word/2010/wordprocessingShape">
                     <wps:wsp>
                       <wps:cNvSpPr/>
+                      <wps:nvSpPr>
+                        <wps:cNvPr id="8" name="Rectangle : coins arrondis 5"/>
+                        <wps:cNvSpPr/>
+                      </wps:nvSpPr>
                       <wps:spPr>
                         <a:xfrm>
                           <a:off x="0" y="0"/>
                           <a:ext cx="6494040" cy="309960"/>
                         </a:xfrm>
                         <a:prstGeom prst="roundRect">
-                          <a:avLst>
-                            <a:gd name="adj" fmla="val 16667"/>
-                          </a:avLst>
+                          <a:avLst/>
                         </a:prstGeom>
                         <a:gradFill rotWithShape="0">
                           <a:gsLst>
@@ -542,12 +609,6 @@
                           <a:round/>
                         </a:ln>
                       </wps:spPr>
-                      <wps:style>
-                        <a:lnRef idx="0"/>
-                        <a:fillRef idx="0"/>
-                        <a:effectRef idx="0"/>
-                        <a:fontRef idx="minor"/>
-                      </wps:style>
                       <wps:txbx>
                         <w:txbxContent>
                           <w:p>
@@ -571,7 +632,7 @@
                           </w:p>
                         </w:txbxContent>
                       </wps:txbx>
-                      <wps:bodyPr anchor="t">
+                      <wps:bodyPr anchor="t" anchorCtr="1">
                         <a:noAutofit/>
                       </wps:bodyPr>
                     </wps:wsp>
@@ -581,7 +642,36 @@
             </w:drawing>
           </mc:Choice>
           <mc:Fallback>
-            <w:pict/>
+            <w:pict>
+              <v:roundrect id="shape_0" ID="Rectangle : coins arrondis 5" fillcolor="#284475" stroked="t" o:allowincell="f" style="position:absolute;margin-left:0pt;margin-top:-24.45pt;width:511.3pt;height:24.35pt;mso-wrap-style:square;v-text-anchor:top-center;mso-position-vertical:top">
+                <v:fill o:detectmouseclick="t" color2="#4472c4"/>
+                <v:stroke color="#02466d" weight="12600" joinstyle="round" endcap="flat"/>
+                <v:textbox>
+                  <w:txbxContent>
+                    <w:p>
+                      <w:pPr>
+                        <w:pStyle w:val="Contenudecadre"/>
+                        <w:jc w:val="center"/>
+                        <w:rPr>
+                          <w:rFonts w:ascii="Open Sauce Sans Light" w:hAnsi="Open Sauce Sans Light" w:cs="Calibri"/>
+                          <w:b/>
+                          <w:color w:val="FFFFFF"/>
+                        </w:rPr>
+                      </w:pPr>
+                      <w:r>
+                        <w:rPr>
+                          <w:rFonts w:cs="Calibri" w:ascii="Open Sauce Sans Light" w:hAnsi="Open Sauce Sans Light"/>
+                          <w:b/>
+                          <w:color w:val="FFFFFF"/>
+                        </w:rPr>
+                        <w:t>DIPLÔMES / FORMATION</w:t>
+                      </w:r>
+                    </w:p>
+                  </w:txbxContent>
+                </v:textbox>
+                <w10:wrap type="none"/>
+              </v:roundrect>
+            </w:pict>
           </mc:Fallback>
         </mc:AlternateContent>
       </w:r>
@@ -605,7 +695,6 @@
     </w:p>
     <w:tbl>
       <w:tblPr>
-        <w:tblStyle w:val="PlainTable1"/>
         <w:tblW w:w="10218" w:type="dxa"/>
         <w:jc w:val="left"/>
         <w:tblInd w:w="0" w:type="dxa"/>
@@ -616,6 +705,7 @@
           <w:bottom w:w="0" w:type="dxa"/>
           <w:right w:w="5" w:type="dxa"/>
         </w:tblCellMar>
+        <w:tblLook w:val="04a0" w:noHBand="0" w:noVBand="1" w:firstColumn="1" w:lastRow="0" w:lastColumn="0" w:firstRow="1"/>
       </w:tblPr>
       <w:tblGrid>
         <w:gridCol w:w="7481"/>
@@ -628,7 +718,50 @@
         <w:tc>
           <w:tcPr>
             <w:tcW w:w="7481" w:type="dxa"/>
-            <w:cnfStyle w:val="001000000000" w:firstRow="0" w:lastRow="0" w:firstColumn="1" w:lastColumn="0" w:oddVBand="0" w:evenVBand="0" w:oddHBand="0" w:evenHBand="0" w:firstRowFirstColumn="0" w:firstRowLastColumn="0" w:lastRowFirstColumn="0" w:lastRowLastColumn="0"/>
+            <w:tcBorders>
+              <w:top w:val="single" w:sz="4" w:space="0" w:color="FFFFFF"/>
+              <w:left w:val="single" w:sz="4" w:space="0" w:color="FFFFFF"/>
+              <w:bottom w:val="single" w:sz="4" w:space="0" w:color="FFFFFF"/>
+              <w:right w:val="single" w:sz="4" w:space="0" w:color="FFFFFF"/>
+            </w:tcBorders>
+          </w:tcPr>
+          <w:p>
+            <w:pPr>
+              <w:pStyle w:val="Normal"/>
+              <w:numPr>
+                <w:ilvl w:val="1"/>
+                <w:numId w:val="5"/>
+              </w:numPr>
+              <w:tabs>
+                <w:tab w:val="clear" w:pos="708"/>
+                <w:tab w:val="left" w:pos="1134" w:leader="none"/>
+              </w:tabs>
+              <w:suppressAutoHyphens w:val="false"/>
+              <w:spacing w:before="60" w:after="0"/>
+              <w:ind w:hanging="567" w:left="1134"/>
+              <w:rPr>
+                <w:rFonts w:ascii="Calibri" w:hAnsi="Calibri" w:cs="Calibri"/>
+                <w:color w:val="002060"/>
+                <w:sz w:val="22"/>
+                <w:szCs w:val="22"/>
+              </w:rPr>
+            </w:pPr>
+            <w:r>
+              <w:rPr>
+                <w:rFonts w:cs="Calibri" w:ascii="Calibri" w:hAnsi="Calibri"/>
+                <w:color w:val="002060"/>
+                <w:sz w:val="22"/>
+                <w:szCs w:val="22"/>
+              </w:rPr>
+              <w:t>{% if dip.Diplôme %}{{dip.Diplôme}}{% endif %}</w:t>
+              <w:br/>
+              <w:t>{{dip.École}}{% if dip.École and dip.Lieu %}, {% endif %}{{dip.Lieu}}</w:t>
+            </w:r>
+          </w:p>
+        </w:tc>
+        <w:tc>
+          <w:tcPr>
+            <w:tcW w:w="2736" w:type="dxa"/>
             <w:tcBorders>
               <w:top w:val="single" w:sz="4" w:space="0" w:color="FFFFFF"/>
               <w:left w:val="single" w:sz="4" w:space="0" w:color="FFFFFF"/>
@@ -640,179 +773,16 @@
             <w:pPr>
               <w:pStyle w:val="Contenudetableau"/>
               <w:widowControl/>
-              <w:numPr>
-                <w:ilvl w:val="0"/>
-                <w:numId w:val="4"/>
-              </w:numPr>
-              <w:suppressAutoHyphens w:val="true"/>
-              <w:spacing w:lineRule="auto" w:line="240" w:before="0" w:after="0"/>
-              <w:jc w:val="left"/>
-              <w:rPr>
-                <w:rFonts w:ascii="Calibri" w:hAnsi="Calibri" w:eastAsia="Calibri" w:cs=""/>
-                <w:b/>
-                <w:bCs/>
-                <w:kern w:val="0"/>
-                <w:sz w:val="22"/>
-                <w:szCs w:val="22"/>
-                <w:lang w:val="fr-FR" w:eastAsia="en-US" w:bidi="ar-SA"/>
-              </w:rPr>
+              <w:jc w:val="center"/>
+              <w:rPr/>
             </w:pPr>
             <w:r>
               <w:rPr>
-                <w:rFonts w:eastAsia="Calibri" w:cs="" w:ascii="Calibri" w:hAnsi="Calibri"/>
-                <w:b/>
-                <w:bCs/>
-                <w:kern w:val="0"/>
-                <w:sz w:val="20"/>
-                <w:szCs w:val="20"/>
-                <w:lang w:val="fr-FR" w:eastAsia="en-US" w:bidi="ar-SA"/>
-              </w:rPr>
-              <w:t>{% if dip.Diplôme %}</w:t>
-            </w:r>
-            <w:r>
-              <w:rPr>
-                <w:rFonts w:eastAsia="Calibri" w:cs="" w:ascii="Calibri" w:hAnsi="Calibri"/>
-                <w:b w:val="false"/>
-                <w:bCs w:val="false"/>
+                <w:rFonts w:eastAsia="Calibri" w:ascii="Calibri" w:hAnsi="Calibri"/>
                 <w:color w:val="002060"/>
-                <w:kern w:val="0"/>
                 <w:sz w:val="22"/>
                 <w:szCs w:val="22"/>
-                <w:lang w:val="fr-FR" w:eastAsia="en-US" w:bidi="ar-SA"/>
-              </w:rPr>
-              <w:t>{{dip.Diplôme}}</w:t>
-            </w:r>
-            <w:r>
-              <w:rPr>
-                <w:rFonts w:eastAsia="Calibri" w:cs="" w:ascii="Calibri" w:hAnsi="Calibri"/>
-                <w:b/>
-                <w:bCs/>
-                <w:kern w:val="0"/>
-                <w:sz w:val="20"/>
-                <w:szCs w:val="20"/>
-                <w:lang w:val="fr-FR" w:eastAsia="en-US" w:bidi="ar-SA"/>
-              </w:rPr>
-              <w:t>{% endif %}</w:t>
-            </w:r>
-          </w:p>
-          <w:p>
-            <w:pPr>
-              <w:pStyle w:val="Contenudetableau"/>
-              <w:widowControl/>
-              <w:numPr>
-                <w:ilvl w:val="0"/>
-                <w:numId w:val="0"/>
-              </w:numPr>
-              <w:suppressAutoHyphens w:val="true"/>
-              <w:spacing w:lineRule="auto" w:line="240" w:before="0" w:after="0"/>
-              <w:ind w:hanging="0" w:left="720"/>
-              <w:jc w:val="left"/>
-              <w:rPr>
-                <w:rFonts w:ascii="Calibri" w:hAnsi="Calibri"/>
-                <w:sz w:val="20"/>
-                <w:szCs w:val="20"/>
-              </w:rPr>
-            </w:pPr>
-            <w:r>
-              <w:rPr>
-                <w:rFonts w:eastAsia="Calibri" w:cs="Calibri" w:ascii="Calibri" w:hAnsi="Calibri"/>
-                <w:b w:val="false"/>
-                <w:bCs w:val="false"/>
-                <w:color w:val="002060"/>
-                <w:kern w:val="0"/>
-                <w:sz w:val="20"/>
-                <w:szCs w:val="20"/>
-                <w:lang w:val="fr-FR" w:eastAsia="en-US" w:bidi="ar-SA"/>
-              </w:rPr>
-              <w:t>{{dip.École}}</w:t>
-            </w:r>
-            <w:r>
-              <w:rPr>
-                <w:rFonts w:eastAsia="Calibri" w:cs="Calibri" w:ascii="Calibri" w:hAnsi="Calibri"/>
-                <w:b w:val="false"/>
-                <w:bCs w:val="false"/>
-                <w:color w:val="auto"/>
-                <w:kern w:val="0"/>
-                <w:sz w:val="20"/>
-                <w:szCs w:val="20"/>
-                <w:lang w:val="fr-FR" w:eastAsia="en-US" w:bidi="ar-SA"/>
-              </w:rPr>
-              <w:t>{% if dip.École and dip.Lieu %}</w:t>
-            </w:r>
-            <w:r>
-              <w:rPr>
-                <w:rFonts w:eastAsia="Calibri" w:cs="Calibri" w:ascii="Calibri" w:hAnsi="Calibri"/>
-                <w:b w:val="false"/>
-                <w:bCs w:val="false"/>
-                <w:color w:val="002060"/>
-                <w:kern w:val="0"/>
-                <w:sz w:val="20"/>
-                <w:szCs w:val="20"/>
-                <w:lang w:val="fr-FR" w:eastAsia="en-US" w:bidi="ar-SA"/>
-              </w:rPr>
-              <w:t>,</w:t>
-            </w:r>
-            <w:r>
-              <w:rPr>
-                <w:rFonts w:eastAsia="Calibri" w:cs="Calibri" w:ascii="Calibri" w:hAnsi="Calibri"/>
-                <w:b w:val="false"/>
-                <w:bCs w:val="false"/>
-                <w:color w:val="auto"/>
-                <w:kern w:val="0"/>
-                <w:sz w:val="20"/>
-                <w:szCs w:val="20"/>
-                <w:lang w:val="fr-FR" w:eastAsia="en-US" w:bidi="ar-SA"/>
-              </w:rPr>
-              <w:t xml:space="preserve"> {% endif %}</w:t>
-            </w:r>
-            <w:r>
-              <w:rPr>
-                <w:rFonts w:eastAsia="Calibri" w:cs="Calibri" w:ascii="Calibri" w:hAnsi="Calibri"/>
-                <w:b w:val="false"/>
-                <w:bCs w:val="false"/>
-                <w:color w:val="002060"/>
-                <w:kern w:val="0"/>
-                <w:sz w:val="20"/>
-                <w:szCs w:val="20"/>
-                <w:lang w:val="fr-FR" w:eastAsia="en-US" w:bidi="ar-SA"/>
-              </w:rPr>
-              <w:t>{{dip.Lieu}}</w:t>
-            </w:r>
-          </w:p>
-        </w:tc>
-        <w:tc>
-          <w:tcPr>
-            <w:tcW w:w="2736" w:type="dxa"/>
-            <w:cnfStyle w:val="000000000000" w:firstRow="0" w:lastRow="0" w:firstColumn="0" w:lastColumn="0" w:oddVBand="0" w:evenVBand="0" w:oddHBand="0" w:evenHBand="0" w:firstRowFirstColumn="0" w:firstRowLastColumn="0" w:lastRowFirstColumn="0" w:lastRowLastColumn="0"/>
-            <w:tcBorders>
-              <w:top w:val="single" w:sz="4" w:space="0" w:color="FFFFFF"/>
-              <w:left w:val="single" w:sz="4" w:space="0" w:color="FFFFFF"/>
-              <w:bottom w:val="single" w:sz="4" w:space="0" w:color="FFFFFF"/>
-              <w:right w:val="single" w:sz="4" w:space="0" w:color="FFFFFF"/>
-            </w:tcBorders>
-          </w:tcPr>
-          <w:p>
-            <w:pPr>
-              <w:pStyle w:val="Contenudetableau"/>
-              <w:widowControl/>
-              <w:suppressAutoHyphens w:val="true"/>
-              <w:spacing w:lineRule="auto" w:line="240" w:before="0" w:after="0"/>
-              <w:jc w:val="center"/>
-              <w:rPr>
-                <w:b w:val="false"/>
-                <w:bCs w:val="false"/>
-              </w:rPr>
-            </w:pPr>
-            <w:r>
-              <w:rPr>
-                <w:rFonts w:eastAsia="Calibri" w:cs="" w:ascii="Calibri" w:hAnsi="Calibri"/>
-                <w:b w:val="false"/>
-                <w:bCs w:val="false"/>
-                <w:color w:val="002060"/>
-                <w:kern w:val="0"/>
-                <w:sz w:val="22"/>
-                <w:szCs w:val="22"/>
-                <w:lang w:val="fr-FR" w:eastAsia="en-US" w:bidi="ar-SA"/>
+                <w:lang w:eastAsia="en-US"/>
               </w:rPr>
               <w:t>{{dip.Année}}</w:t>
             </w:r>
@@ -854,23 +824,25 @@
         <mc:AlternateContent>
           <mc:Choice Requires="wps">
             <w:drawing>
-              <wp:inline distT="0" distB="0" distL="0" distR="0" wp14:anchorId="2466F43A">
+              <wp:inline distT="0" distB="0" distL="0" distR="0">
                 <wp:extent cx="6494145" cy="309880"/>
-                <wp:effectExtent l="0" t="0" r="20955" b="13970"/>
-                <wp:docPr id="5" name="Rectangle : coins arrondis 3"/>
+                <wp:effectExtent l="114300" t="0" r="114300" b="0"/>
+                <wp:docPr id="9" name="Rectangle : coins arrondis 3"/>
                 <a:graphic xmlns:a="http://schemas.openxmlformats.org/drawingml/2006/main">
                   <a:graphicData uri="http://schemas.microsoft.com/office/word/2010/wordprocessingShape">
                     <wps:wsp>
                       <wps:cNvSpPr/>
+                      <wps:nvSpPr>
+                        <wps:cNvPr id="10" name="Rectangle : coins arrondis 3"/>
+                        <wps:cNvSpPr/>
+                      </wps:nvSpPr>
                       <wps:spPr>
                         <a:xfrm>
                           <a:off x="0" y="0"/>
                           <a:ext cx="6494040" cy="309960"/>
                         </a:xfrm>
                         <a:prstGeom prst="roundRect">
-                          <a:avLst>
-                            <a:gd name="adj" fmla="val 16667"/>
-                          </a:avLst>
+                          <a:avLst/>
                         </a:prstGeom>
                         <a:gradFill rotWithShape="0">
                           <a:gsLst>
@@ -890,12 +862,6 @@
                           <a:round/>
                         </a:ln>
                       </wps:spPr>
-                      <wps:style>
-                        <a:lnRef idx="0"/>
-                        <a:fillRef idx="0"/>
-                        <a:effectRef idx="0"/>
-                        <a:fontRef idx="minor"/>
-                      </wps:style>
                       <wps:txbx>
                         <w:txbxContent>
                           <w:p>
@@ -919,7 +885,7 @@
                           </w:p>
                         </w:txbxContent>
                       </wps:txbx>
-                      <wps:bodyPr anchor="t">
+                      <wps:bodyPr anchor="t" anchorCtr="1">
                         <a:noAutofit/>
                       </wps:bodyPr>
                     </wps:wsp>
@@ -929,7 +895,36 @@
             </w:drawing>
           </mc:Choice>
           <mc:Fallback>
-            <w:pict/>
+            <w:pict>
+              <v:roundrect id="shape_0" ID="Rectangle : coins arrondis 3" fillcolor="#284475" stroked="t" o:allowincell="f" style="position:absolute;margin-left:0pt;margin-top:-24.45pt;width:511.3pt;height:24.35pt;mso-wrap-style:square;v-text-anchor:top-center;mso-position-vertical:top">
+                <v:fill o:detectmouseclick="t" color2="#4472c4"/>
+                <v:stroke color="#02466d" weight="12600" joinstyle="round" endcap="flat"/>
+                <v:textbox>
+                  <w:txbxContent>
+                    <w:p>
+                      <w:pPr>
+                        <w:pStyle w:val="Contenudecadre"/>
+                        <w:jc w:val="center"/>
+                        <w:rPr>
+                          <w:rFonts w:ascii="Open Sauce Sans Light" w:hAnsi="Open Sauce Sans Light" w:cs="Calibri"/>
+                          <w:b/>
+                          <w:color w:val="FFFFFF"/>
+                        </w:rPr>
+                      </w:pPr>
+                      <w:r>
+                        <w:rPr>
+                          <w:rFonts w:cs="Calibri" w:ascii="Open Sauce Sans Light" w:hAnsi="Open Sauce Sans Light"/>
+                          <w:b/>
+                          <w:color w:val="FFFFFF"/>
+                        </w:rPr>
+                        <w:t>LANGUES</w:t>
+                      </w:r>
+                    </w:p>
+                  </w:txbxContent>
+                </v:textbox>
+                <w10:wrap type="none"/>
+              </v:roundrect>
+            </w:pict>
           </mc:Fallback>
         </mc:AlternateContent>
       </w:r>
@@ -958,17 +953,26 @@
           <w:ilvl w:val="0"/>
           <w:numId w:val="6"/>
         </w:numPr>
+        <w:tabs>
+          <w:tab w:val="clear" w:pos="708"/>
+          <w:tab w:val="left" w:pos="1134" w:leader="none"/>
+        </w:tabs>
+        <w:suppressAutoHyphens w:val="false"/>
+        <w:spacing w:before="60" w:after="0"/>
+        <w:ind w:hanging="567" w:left="1134"/>
         <w:rPr>
-          <w:sz w:val="21"/>
-          <w:szCs w:val="21"/>
+          <w:rFonts w:ascii="Calibri" w:hAnsi="Calibri" w:cs="Calibri"/>
+          <w:color w:val="002060"/>
+          <w:sz w:val="22"/>
+          <w:szCs w:val="22"/>
         </w:rPr>
       </w:pPr>
       <w:r>
         <w:rPr>
           <w:rFonts w:cs="Calibri" w:ascii="Calibri" w:hAnsi="Calibri"/>
           <w:color w:val="002060"/>
-          <w:sz w:val="21"/>
-          <w:szCs w:val="21"/>
+          <w:sz w:val="22"/>
+          <w:szCs w:val="22"/>
         </w:rPr>
         <w:t xml:space="preserve">{{ lang.langue }} :  </w:t>
         <w:tab/>
@@ -985,14 +989,11 @@
         </w:tabs>
         <w:spacing w:before="60" w:after="0"/>
         <w:ind w:hanging="567" w:left="1134"/>
-        <w:jc w:val="left"/>
         <w:rPr/>
       </w:pPr>
       <w:r>
         <w:rPr>
           <w:rFonts w:cs="Calibri" w:ascii="Calibri" w:hAnsi="Calibri"/>
-          <w:b w:val="false"/>
-          <w:bCs w:val="false"/>
           <w:color w:val="000000"/>
           <w:sz w:val="21"/>
           <w:szCs w:val="21"/>
@@ -1010,23 +1011,25 @@
         <mc:AlternateContent>
           <mc:Choice Requires="wps">
             <w:drawing>
-              <wp:inline distT="0" distB="0" distL="0" distR="0" wp14:anchorId="1CB42732">
+              <wp:inline distT="0" distB="0" distL="0" distR="0">
                 <wp:extent cx="6494145" cy="309880"/>
-                <wp:effectExtent l="0" t="0" r="20955" b="13970"/>
-                <wp:docPr id="6" name="Rectangle : coins arrondis 1"/>
+                <wp:effectExtent l="114300" t="0" r="114300" b="0"/>
+                <wp:docPr id="11" name="Rectangle : coins arrondis 1"/>
                 <a:graphic xmlns:a="http://schemas.openxmlformats.org/drawingml/2006/main">
                   <a:graphicData uri="http://schemas.microsoft.com/office/word/2010/wordprocessingShape">
                     <wps:wsp>
                       <wps:cNvSpPr/>
+                      <wps:nvSpPr>
+                        <wps:cNvPr id="12" name="Rectangle : coins arrondis 1"/>
+                        <wps:cNvSpPr/>
+                      </wps:nvSpPr>
                       <wps:spPr>
                         <a:xfrm>
                           <a:off x="0" y="0"/>
                           <a:ext cx="6494040" cy="309960"/>
                         </a:xfrm>
                         <a:prstGeom prst="roundRect">
-                          <a:avLst>
-                            <a:gd name="adj" fmla="val 16667"/>
-                          </a:avLst>
+                          <a:avLst/>
                         </a:prstGeom>
                         <a:gradFill rotWithShape="0">
                           <a:gsLst>
@@ -1046,12 +1049,6 @@
                           <a:round/>
                         </a:ln>
                       </wps:spPr>
-                      <wps:style>
-                        <a:lnRef idx="0"/>
-                        <a:fillRef idx="0"/>
-                        <a:effectRef idx="0"/>
-                        <a:fontRef idx="minor"/>
-                      </wps:style>
                       <wps:txbx>
                         <w:txbxContent>
                           <w:p>
@@ -1075,7 +1072,7 @@
                           </w:p>
                         </w:txbxContent>
                       </wps:txbx>
-                      <wps:bodyPr anchor="t">
+                      <wps:bodyPr anchor="t" anchorCtr="1">
                         <a:noAutofit/>
                       </wps:bodyPr>
                     </wps:wsp>
@@ -1085,7 +1082,36 @@
             </w:drawing>
           </mc:Choice>
           <mc:Fallback>
-            <w:pict/>
+            <w:pict>
+              <v:roundrect id="shape_0" ID="Rectangle : coins arrondis 1" fillcolor="#284475" stroked="t" o:allowincell="f" style="position:absolute;margin-left:0pt;margin-top:-24.45pt;width:511.3pt;height:24.35pt;mso-wrap-style:square;v-text-anchor:top-center;mso-position-vertical:top">
+                <v:fill o:detectmouseclick="t" color2="#4472c4"/>
+                <v:stroke color="#02466d" weight="12600" joinstyle="round" endcap="flat"/>
+                <v:textbox>
+                  <w:txbxContent>
+                    <w:p>
+                      <w:pPr>
+                        <w:pStyle w:val="Contenudecadre"/>
+                        <w:jc w:val="center"/>
+                        <w:rPr>
+                          <w:rFonts w:ascii="Open Sauce Sans Light" w:hAnsi="Open Sauce Sans Light" w:cs="Calibri"/>
+                          <w:b/>
+                          <w:color w:val="FFFFFF"/>
+                        </w:rPr>
+                      </w:pPr>
+                      <w:r>
+                        <w:rPr>
+                          <w:rFonts w:cs="Calibri" w:ascii="Open Sauce Sans Light" w:hAnsi="Open Sauce Sans Light"/>
+                          <w:b/>
+                          <w:color w:val="FFFFFF"/>
+                        </w:rPr>
+                        <w:t>EXPÉRIENCES PROFESSIONNELLES</w:t>
+                      </w:r>
+                    </w:p>
+                  </w:txbxContent>
+                </v:textbox>
+                <w10:wrap type="none"/>
+              </v:roundrect>
+            </w:pict>
           </mc:Fallback>
         </mc:AlternateContent>
       </w:r>
@@ -1112,15 +1138,16 @@
           <w:bottom w:w="57" w:type="dxa"/>
           <w:right w:w="0" w:type="dxa"/>
         </w:tblCellMar>
+        <w:tblLook w:val="04a0" w:noHBand="0" w:noVBand="1" w:firstColumn="1" w:lastRow="0" w:lastColumn="0" w:firstRow="1"/>
       </w:tblPr>
       <w:tblGrid>
         <w:gridCol w:w="4137"/>
-        <w:gridCol w:w="3399"/>
-        <w:gridCol w:w="2664"/>
+        <w:gridCol w:w="3230"/>
+        <w:gridCol w:w="2833"/>
       </w:tblGrid>
       <w:tr>
         <w:trPr>
-          <w:trHeight w:val="225" w:hRule="atLeast"/>
+          <w:trHeight w:val="333" w:hRule="atLeast"/>
         </w:trPr>
         <w:tc>
           <w:tcPr>
@@ -1135,15 +1162,19 @@
             <w:pPr>
               <w:pStyle w:val="Contenudetableau"/>
               <w:rPr>
-                <w:rFonts w:ascii="Open Sauce Sans Light" w:hAnsi="Open Sauce Sans Light"/>
+                <w:rFonts w:ascii="Calibri" w:hAnsi="Calibri" w:cs="Calibri" w:asciiTheme="minorHAnsi" w:cstheme="minorHAnsi" w:hAnsiTheme="minorHAnsi"/>
+                <w:sz w:val="22"/>
+                <w:szCs w:val="22"/>
               </w:rPr>
             </w:pPr>
             <w:r>
               <w:rPr>
-                <w:rFonts w:ascii="Open Sauce Sans Light" w:hAnsi="Open Sauce Sans Light"/>
+                <w:rFonts w:cs="Calibri" w:ascii="Calibri" w:hAnsi="Calibri" w:asciiTheme="minorHAnsi" w:cstheme="minorHAnsi" w:hAnsiTheme="minorHAnsi"/>
                 <w:b/>
                 <w:bCs/>
                 <w:color w:val="002060"/>
+                <w:sz w:val="22"/>
+                <w:szCs w:val="22"/>
               </w:rPr>
               <w:t>{{ exp.Nom_Entreprise|upper }}</w:t>
             </w:r>
@@ -1151,7 +1182,7 @@
         </w:tc>
         <w:tc>
           <w:tcPr>
-            <w:tcW w:w="3399" w:type="dxa"/>
+            <w:tcW w:w="3230" w:type="dxa"/>
             <w:tcBorders>
               <w:top w:val="single" w:sz="2" w:space="0" w:color="FFFFFF"/>
               <w:left w:val="single" w:sz="2" w:space="0" w:color="FFFFFF"/>
@@ -1162,17 +1193,17 @@
             <w:pPr>
               <w:pStyle w:val="Contenudetableau"/>
               <w:rPr>
-                <w:rFonts w:ascii="Open Sauce Sans Light" w:hAnsi="Open Sauce Sans Light"/>
-                <w:sz w:val="21"/>
-                <w:szCs w:val="21"/>
+                <w:rFonts w:ascii="Calibri" w:hAnsi="Calibri" w:cs="Calibri" w:asciiTheme="minorHAnsi" w:cstheme="minorHAnsi" w:hAnsiTheme="minorHAnsi"/>
+                <w:sz w:val="22"/>
+                <w:szCs w:val="22"/>
               </w:rPr>
             </w:pPr>
             <w:r>
               <w:rPr>
-                <w:rFonts w:ascii="Open Sauce Sans Light" w:hAnsi="Open Sauce Sans Light"/>
+                <w:rFonts w:cs="Calibri" w:ascii="Calibri" w:hAnsi="Calibri" w:asciiTheme="minorHAnsi" w:cstheme="minorHAnsi" w:hAnsiTheme="minorHAnsi"/>
                 <w:color w:val="002060"/>
-                <w:sz w:val="21"/>
-                <w:szCs w:val="21"/>
+                <w:sz w:val="22"/>
+                <w:szCs w:val="22"/>
               </w:rPr>
               <w:t>{{exp.Dates}}</w:t>
             </w:r>
@@ -1180,7 +1211,7 @@
         </w:tc>
         <w:tc>
           <w:tcPr>
-            <w:tcW w:w="2664" w:type="dxa"/>
+            <w:tcW w:w="2833" w:type="dxa"/>
             <w:tcBorders>
               <w:top w:val="single" w:sz="2" w:space="0" w:color="FFFFFF"/>
               <w:left w:val="single" w:sz="2" w:space="0" w:color="FFFFFF"/>
@@ -1192,16 +1223,38 @@
             <w:pPr>
               <w:pStyle w:val="Contenudetableau"/>
               <w:jc w:val="center"/>
-              <w:rPr/>
+              <w:rPr>
+                <w:rFonts w:ascii="Calibri" w:hAnsi="Calibri" w:cs="Calibri" w:asciiTheme="minorHAnsi" w:cstheme="minorHAnsi" w:hAnsiTheme="minorHAnsi"/>
+                <w:sz w:val="22"/>
+                <w:szCs w:val="22"/>
+              </w:rPr>
             </w:pPr>
             <w:r>
               <w:rPr>
-                <w:rFonts w:ascii="Open Sauce Sans Light" w:hAnsi="Open Sauce Sans Light"/>
+                <w:rFonts w:cs="Calibri" w:ascii="Calibri" w:hAnsi="Calibri" w:asciiTheme="minorHAnsi" w:cstheme="minorHAnsi" w:hAnsiTheme="minorHAnsi"/>
                 <w:color w:val="002060"/>
-                <w:sz w:val="21"/>
-                <w:szCs w:val="21"/>
+                <w:sz w:val="22"/>
+                <w:szCs w:val="22"/>
               </w:rPr>
-              <w:t>{{exp.Durée_expérience}}</w:t>
+              <w:t>({{exp.Durée_expérience}</w:t>
+            </w:r>
+            <w:r>
+              <w:rPr>
+                <w:rFonts w:cs="Calibri" w:ascii="Calibri" w:hAnsi="Calibri" w:asciiTheme="minorHAnsi" w:cstheme="minorHAnsi" w:hAnsiTheme="minorHAnsi"/>
+                <w:color w:val="002060"/>
+                <w:sz w:val="22"/>
+                <w:szCs w:val="22"/>
+              </w:rPr>
+              <w:t>}</w:t>
+            </w:r>
+            <w:r>
+              <w:rPr>
+                <w:rFonts w:cs="Calibri" w:ascii="Calibri" w:hAnsi="Calibri" w:asciiTheme="minorHAnsi" w:cstheme="minorHAnsi" w:hAnsiTheme="minorHAnsi"/>
+                <w:color w:val="002060"/>
+                <w:sz w:val="22"/>
+                <w:szCs w:val="22"/>
+              </w:rPr>
+              <w:t>)</w:t>
             </w:r>
           </w:p>
         </w:tc>
@@ -1228,6 +1281,7 @@
           <w:bottom w:w="0" w:type="dxa"/>
           <w:right w:w="5" w:type="dxa"/>
         </w:tblCellMar>
+        <w:tblLook w:val="04a0" w:noHBand="0" w:noVBand="1" w:firstColumn="1" w:lastRow="0" w:lastColumn="0" w:firstRow="1"/>
       </w:tblPr>
       <w:tblGrid>
         <w:gridCol w:w="10200"/>
@@ -1251,18 +1305,19 @@
               <w:pStyle w:val="BodyText"/>
               <w:spacing w:before="0" w:after="120"/>
               <w:rPr>
-                <w:u w:val="none"/>
+                <w:rFonts w:cs="Calibri" w:cstheme="minorHAnsi"/>
+                <w:sz w:val="22"/>
+                <w:szCs w:val="22"/>
               </w:rPr>
             </w:pPr>
             <w:r>
               <w:rPr>
-                <w:rFonts w:ascii="Open Sauce Sans Light" w:hAnsi="Open Sauce Sans Light"/>
+                <w:rFonts w:cs="Calibri" w:cstheme="minorHAnsi"/>
                 <w:b/>
                 <w:bCs/>
                 <w:color w:val="002060"/>
-                <w:sz w:val="21"/>
-                <w:szCs w:val="21"/>
-                <w:u w:val="none"/>
+                <w:sz w:val="22"/>
+                <w:szCs w:val="22"/>
               </w:rPr>
               <w:t>{{ exp.Poste }}</w:t>
             </w:r>
@@ -1286,7 +1341,6 @@
           <w:p>
             <w:pPr>
               <w:pStyle w:val="BodyText"/>
-              <w:spacing w:before="0" w:after="120"/>
               <w:rPr>
                 <w:rFonts w:ascii="Callibri" w:hAnsi="Callibri"/>
               </w:rPr>
@@ -1294,45 +1348,31 @@
             <w:r>
               <w:rPr>
                 <w:rFonts w:ascii="Callibri" w:hAnsi="Callibri"/>
-                <w:b w:val="false"/>
-                <w:bCs w:val="false"/>
                 <w:color w:val="000000"/>
                 <w:sz w:val="21"/>
                 <w:szCs w:val="21"/>
-                <w:u w:val="none"/>
               </w:rPr>
               <w:t>{% if exp.Mission %}</w:t>
             </w:r>
             <w:r>
               <w:rPr>
-                <w:rFonts w:ascii="Callibri" w:hAnsi="Callibri"/>
+                <w:rFonts w:cs="Calibri" w:cstheme="minorHAnsi"/>
                 <w:b/>
                 <w:bCs/>
                 <w:color w:val="002060"/>
-                <w:sz w:val="21"/>
-                <w:szCs w:val="21"/>
-                <w:u w:val="none"/>
+                <w:sz w:val="22"/>
+                <w:szCs w:val="22"/>
               </w:rPr>
               <w:t>Mission :</w:t>
             </w:r>
             <w:r>
               <w:rPr>
-                <w:rFonts w:ascii="Callibri" w:hAnsi="Callibri"/>
+                <w:rFonts w:cs="Calibri" w:cstheme="minorHAnsi"/>
                 <w:color w:val="002060"/>
-                <w:sz w:val="21"/>
-                <w:szCs w:val="21"/>
-                <w:u w:val="none"/>
+                <w:sz w:val="22"/>
+                <w:szCs w:val="22"/>
               </w:rPr>
-              <w:t xml:space="preserve"> </w:t>
-            </w:r>
-            <w:r>
-              <w:rPr>
-                <w:rFonts w:ascii="Callibri" w:hAnsi="Callibri"/>
-                <w:color w:val="002060"/>
-                <w:sz w:val="21"/>
-                <w:szCs w:val="21"/>
-              </w:rPr>
-              <w:t>{{ exp.Mission }}</w:t>
+              <w:t xml:space="preserve"> {{ exp.Mission }}</w:t>
             </w:r>
             <w:r>
               <w:rPr>
@@ -1348,7 +1388,7 @@
               <w:pStyle w:val="Contenudetableau"/>
               <w:numPr>
                 <w:ilvl w:val="0"/>
-                <w:numId w:val="5"/>
+                <w:numId w:val="3"/>
               </w:numPr>
               <w:rPr/>
             </w:pPr>
@@ -1409,12 +1449,12 @@
             </w:pPr>
             <w:r>
               <w:rPr>
-                <w:rFonts w:ascii="Open Sauce Sans Light" w:hAnsi="Open Sauce Sans Light"/>
+                <w:rFonts w:cs="Calibri" w:cstheme="minorHAnsi"/>
                 <w:b/>
                 <w:bCs/>
                 <w:color w:val="002060"/>
-                <w:sz w:val="21"/>
-                <w:szCs w:val="21"/>
+                <w:sz w:val="22"/>
+                <w:szCs w:val="22"/>
                 <w:u w:val="single"/>
               </w:rPr>
               <w:t>Outils</w:t>
@@ -1428,14 +1468,25 @@
                 <w:sz w:val="20"/>
                 <w:szCs w:val="20"/>
               </w:rPr>
-              <w:t xml:space="preserve"> :{</w:t>
+              <w:t xml:space="preserve"> : </w:t>
             </w:r>
             <w:r>
               <w:rPr>
-                <w:rFonts w:ascii="Clibri" w:hAnsi="Clibri"/>
+                <w:rFonts w:cs="Calibri" w:cstheme="minorHAnsi"/>
+                <w:b/>
+                <w:bCs/>
                 <w:color w:val="002060"/>
-                <w:sz w:val="20"/>
-                <w:szCs w:val="20"/>
+                <w:sz w:val="22"/>
+                <w:szCs w:val="22"/>
+              </w:rPr>
+              <w:t>{</w:t>
+            </w:r>
+            <w:r>
+              <w:rPr>
+                <w:rFonts w:cs="Calibri" w:cstheme="minorHAnsi"/>
+                <w:color w:val="002060"/>
+                <w:sz w:val="22"/>
+                <w:szCs w:val="22"/>
               </w:rPr>
               <w:t>{exp.Logiciels_outils | join(', ')}}{% endif %}</w:t>
             </w:r>
@@ -1467,8 +1518,6 @@
       <w:r>
         <w:rPr>
           <w:rFonts w:cs="Calibri" w:ascii="Calibri" w:hAnsi="Calibri"/>
-          <w:b w:val="false"/>
-          <w:bCs w:val="false"/>
           <w:color w:val="000000"/>
           <w:sz w:val="21"/>
           <w:szCs w:val="21"/>
@@ -1567,7 +1616,7 @@
       <mc:AlternateContent>
         <mc:Choice Requires="wps">
           <w:drawing>
-            <wp:anchor behindDoc="1" distT="1270" distB="0" distL="1270" distR="0" simplePos="0" locked="0" layoutInCell="0" allowOverlap="1" relativeHeight="13" wp14:anchorId="792A83A9">
+            <wp:anchor behindDoc="1" distT="1270" distB="0" distL="1270" distR="0" simplePos="0" locked="0" layoutInCell="0" allowOverlap="1" relativeHeight="3">
               <wp:simplePos x="0" y="0"/>
               <wp:positionH relativeFrom="page">
                 <wp:posOffset>3596640</wp:posOffset>
@@ -1576,9 +1625,9 @@
                 <wp:posOffset>9914255</wp:posOffset>
               </wp:positionV>
               <wp:extent cx="363855" cy="320675"/>
-              <wp:effectExtent l="1270" t="1270" r="0" b="0"/>
+              <wp:effectExtent l="635" t="635" r="0" b="0"/>
               <wp:wrapNone/>
-              <wp:docPr id="9" name="Organigramme : Alternative 1"/>
+              <wp:docPr id="15" name="Organigramme : Alternative 1"/>
               <a:graphic xmlns:a="http://schemas.openxmlformats.org/drawingml/2006/main">
                 <a:graphicData uri="http://schemas.microsoft.com/office/word/2010/wordprocessingShape">
                   <wps:wsp>
@@ -1666,7 +1715,7 @@
                         </w:p>
                       </w:txbxContent>
                     </wps:txbx>
-                    <wps:bodyPr anchor="b" upright="1">
+                    <wps:bodyPr anchor="b">
                       <a:noAutofit/>
                     </wps:bodyPr>
                   </wps:wsp>
@@ -1693,7 +1742,7 @@
               </v:formulas>
               <v:path gradientshapeok="t" o:connecttype="rect" textboxrect="@2,@2,@3,@4"/>
             </v:shapetype>
-            <v:shape id="shape_0" ID="Organigramme : Alternative 1" path="l-2147483647,-2147483647l-2147483636,-2147483635l-2147483646,0l-2147483647,-2147483647l-2147483634,-2147483633l-2147483637,-2147483645l-2147483647,-2147483647xe" fillcolor="#02466d" stroked="f" o:allowincell="f" style="position:absolute;margin-left:283.2pt;margin-top:780.65pt;width:28.6pt;height:25.2pt;mso-wrap-style:square;v-text-anchor:bottom;mso-position-horizontal-relative:page;mso-position-vertical-relative:page" wp14:anchorId="792A83A9" type="_x0000_t176">
+            <v:shape id="shape_0" ID="Organigramme : Alternative 1" fillcolor="#02466d" stroked="f" o:allowincell="f" style="position:absolute;margin-left:283.2pt;margin-top:780.65pt;width:28.6pt;height:25.2pt;mso-wrap-style:square;v-text-anchor:bottom;mso-position-horizontal-relative:page;mso-position-vertical-relative:page" type="_x0000_t176">
               <v:fill o:detectmouseclick="t" type="solid" color2="#fdb992"/>
               <v:stroke color="#3465a4" joinstyle="round" endcap="flat"/>
               <v:textbox>
@@ -1838,7 +1887,7 @@
       <mc:AlternateContent>
         <mc:Choice Requires="wps">
           <w:drawing>
-            <wp:anchor behindDoc="1" distT="1270" distB="0" distL="1270" distR="0" simplePos="0" locked="0" layoutInCell="0" allowOverlap="1" relativeHeight="13" wp14:anchorId="792A83A9">
+            <wp:anchor behindDoc="1" distT="1270" distB="0" distL="1270" distR="0" simplePos="0" locked="0" layoutInCell="0" allowOverlap="1" relativeHeight="3">
               <wp:simplePos x="0" y="0"/>
               <wp:positionH relativeFrom="page">
                 <wp:posOffset>3596640</wp:posOffset>
@@ -1847,9 +1896,9 @@
                 <wp:posOffset>9914255</wp:posOffset>
               </wp:positionV>
               <wp:extent cx="363855" cy="320675"/>
-              <wp:effectExtent l="1270" t="1270" r="0" b="0"/>
+              <wp:effectExtent l="635" t="635" r="0" b="0"/>
               <wp:wrapNone/>
-              <wp:docPr id="10" name="Organigramme : Alternative 1"/>
+              <wp:docPr id="16" name="Organigramme : Alternative 1"/>
               <a:graphic xmlns:a="http://schemas.openxmlformats.org/drawingml/2006/main">
                 <a:graphicData uri="http://schemas.microsoft.com/office/word/2010/wordprocessingShape">
                   <wps:wsp>
@@ -1937,7 +1986,7 @@
                         </w:p>
                       </w:txbxContent>
                     </wps:txbx>
-                    <wps:bodyPr anchor="b" upright="1">
+                    <wps:bodyPr anchor="b">
                       <a:noAutofit/>
                     </wps:bodyPr>
                   </wps:wsp>
@@ -1948,7 +1997,7 @@
         </mc:Choice>
         <mc:Fallback>
           <w:pict>
-            <v:shape id="shape_0" ID="Organigramme : Alternative 1" path="l-2147483647,-2147483647l-2147483636,-2147483635l-2147483646,0l-2147483647,-2147483647l-2147483634,-2147483633l-2147483637,-2147483645l-2147483647,-2147483647xe" fillcolor="#02466d" stroked="f" o:allowincell="f" style="position:absolute;margin-left:283.2pt;margin-top:780.65pt;width:28.6pt;height:25.2pt;mso-wrap-style:square;v-text-anchor:bottom;mso-position-horizontal-relative:page;mso-position-vertical-relative:page" wp14:anchorId="792A83A9" type="_x0000_t176">
+            <v:shape id="shape_0" ID="Organigramme : Alternative 1" fillcolor="#02466d" stroked="f" o:allowincell="f" style="position:absolute;margin-left:283.2pt;margin-top:780.65pt;width:28.6pt;height:25.2pt;mso-wrap-style:square;v-text-anchor:bottom;mso-position-horizontal-relative:page;mso-position-vertical-relative:page" type="_x0000_t176">
               <v:fill o:detectmouseclick="t" type="solid" color2="#fdb992"/>
               <v:stroke color="#3465a4" joinstyle="round" endcap="flat"/>
               <v:textbox>
@@ -2063,18 +2112,18 @@
     </w:pPr>
     <w:r>
       <w:drawing>
-        <wp:anchor behindDoc="1" distT="0" distB="0" distL="0" distR="0" simplePos="0" locked="0" layoutInCell="0" allowOverlap="1" relativeHeight="15">
+        <wp:anchor behindDoc="1" distT="0" distB="0" distL="0" distR="0" simplePos="0" locked="0" layoutInCell="0" allowOverlap="1" relativeHeight="2">
           <wp:simplePos x="0" y="0"/>
           <wp:positionH relativeFrom="column">
-            <wp:posOffset>192405</wp:posOffset>
+            <wp:posOffset>-417195</wp:posOffset>
           </wp:positionH>
           <wp:positionV relativeFrom="paragraph">
-            <wp:posOffset>-24130</wp:posOffset>
+            <wp:posOffset>-157480</wp:posOffset>
           </wp:positionV>
           <wp:extent cx="1019810" cy="1032510"/>
           <wp:effectExtent l="0" t="0" r="0" b="0"/>
           <wp:wrapSquare wrapText="largest"/>
-          <wp:docPr id="7" name="Image1" descr=""/>
+          <wp:docPr id="13" name="Image1" descr=""/>
           <wp:cNvGraphicFramePr>
             <a:graphicFrameLocks xmlns:a="http://schemas.openxmlformats.org/drawingml/2006/main" noChangeAspect="1"/>
           </wp:cNvGraphicFramePr>
@@ -2082,7 +2131,7 @@
             <a:graphicData uri="http://schemas.openxmlformats.org/drawingml/2006/picture">
               <pic:pic xmlns:pic="http://schemas.openxmlformats.org/drawingml/2006/picture">
                 <pic:nvPicPr>
-                  <pic:cNvPr id="7" name="Image1" descr=""/>
+                  <pic:cNvPr id="13" name="Image1" descr=""/>
                   <pic:cNvPicPr>
                     <a:picLocks noChangeAspect="1" noChangeArrowheads="1"/>
                   </pic:cNvPicPr>
@@ -2111,9 +2160,10 @@
     </w:r>
     <w:r>
       <w:rPr>
+        <w:rFonts w:cs="Calibri" w:ascii="Calibri" w:hAnsi="Calibri"/>
         <w:color w:val="002060"/>
         <w:sz w:val="34"/>
-        <w:szCs w:val="34"/>
+        <w:szCs w:val="32"/>
       </w:rPr>
       <w:t>{{Initial}}</w:t>
     </w:r>
@@ -2123,8 +2173,8 @@
       <w:pStyle w:val="Normal"/>
       <w:jc w:val="right"/>
       <w:rPr>
+        <w:rFonts w:ascii="Calibri" w:hAnsi="Calibri" w:cs="Calibri"/>
         <w:b/>
-        <w:bCs/>
         <w:color w:val="002060"/>
         <w:sz w:val="40"/>
         <w:szCs w:val="40"/>
@@ -2132,8 +2182,8 @@
     </w:pPr>
     <w:r>
       <w:rPr>
+        <w:rFonts w:cs="Calibri" w:ascii="Calibri" w:hAnsi="Calibri"/>
         <w:b/>
-        <w:bCs/>
         <w:color w:val="002060"/>
         <w:sz w:val="40"/>
         <w:szCs w:val="40"/>
@@ -2146,16 +2196,16 @@
       <w:pStyle w:val="Normal"/>
       <w:jc w:val="right"/>
       <w:rPr>
+        <w:rFonts w:ascii="Calibri" w:hAnsi="Calibri" w:cs="Calibri"/>
         <w:color w:val="002060"/>
-        <w:sz w:val="34"/>
-        <w:szCs w:val="34"/>
+        <w:sz w:val="28"/>
       </w:rPr>
     </w:pPr>
     <w:r>
       <w:rPr>
+        <w:rFonts w:cs="Calibri" w:ascii="Calibri" w:hAnsi="Calibri"/>
         <w:color w:val="002060"/>
-        <w:sz w:val="34"/>
-        <w:szCs w:val="34"/>
+        <w:sz w:val="28"/>
       </w:rPr>
       <w:t>{{Experience_totale}}</w:t>
     </w:r>
@@ -2195,18 +2245,18 @@
     </w:pPr>
     <w:r>
       <w:drawing>
-        <wp:anchor behindDoc="1" distT="0" distB="0" distL="0" distR="0" simplePos="0" locked="0" layoutInCell="0" allowOverlap="1" relativeHeight="15">
+        <wp:anchor behindDoc="1" distT="0" distB="0" distL="0" distR="0" simplePos="0" locked="0" layoutInCell="0" allowOverlap="1" relativeHeight="2">
           <wp:simplePos x="0" y="0"/>
           <wp:positionH relativeFrom="column">
-            <wp:posOffset>192405</wp:posOffset>
+            <wp:posOffset>-417195</wp:posOffset>
           </wp:positionH>
           <wp:positionV relativeFrom="paragraph">
-            <wp:posOffset>-24130</wp:posOffset>
+            <wp:posOffset>-157480</wp:posOffset>
           </wp:positionV>
           <wp:extent cx="1019810" cy="1032510"/>
           <wp:effectExtent l="0" t="0" r="0" b="0"/>
           <wp:wrapSquare wrapText="largest"/>
-          <wp:docPr id="8" name="Image1" descr=""/>
+          <wp:docPr id="14" name="Image1" descr=""/>
           <wp:cNvGraphicFramePr>
             <a:graphicFrameLocks xmlns:a="http://schemas.openxmlformats.org/drawingml/2006/main" noChangeAspect="1"/>
           </wp:cNvGraphicFramePr>
@@ -2214,7 +2264,7 @@
             <a:graphicData uri="http://schemas.openxmlformats.org/drawingml/2006/picture">
               <pic:pic xmlns:pic="http://schemas.openxmlformats.org/drawingml/2006/picture">
                 <pic:nvPicPr>
-                  <pic:cNvPr id="8" name="Image1" descr=""/>
+                  <pic:cNvPr id="14" name="Image1" descr=""/>
                   <pic:cNvPicPr>
                     <a:picLocks noChangeAspect="1" noChangeArrowheads="1"/>
                   </pic:cNvPicPr>
@@ -2243,9 +2293,10 @@
     </w:r>
     <w:r>
       <w:rPr>
+        <w:rFonts w:cs="Calibri" w:ascii="Calibri" w:hAnsi="Calibri"/>
         <w:color w:val="002060"/>
         <w:sz w:val="34"/>
-        <w:szCs w:val="34"/>
+        <w:szCs w:val="32"/>
       </w:rPr>
       <w:t>{{Initial}}</w:t>
     </w:r>
@@ -2255,8 +2306,8 @@
       <w:pStyle w:val="Normal"/>
       <w:jc w:val="right"/>
       <w:rPr>
+        <w:rFonts w:ascii="Calibri" w:hAnsi="Calibri" w:cs="Calibri"/>
         <w:b/>
-        <w:bCs/>
         <w:color w:val="002060"/>
         <w:sz w:val="40"/>
         <w:szCs w:val="40"/>
@@ -2264,8 +2315,8 @@
     </w:pPr>
     <w:r>
       <w:rPr>
+        <w:rFonts w:cs="Calibri" w:ascii="Calibri" w:hAnsi="Calibri"/>
         <w:b/>
-        <w:bCs/>
         <w:color w:val="002060"/>
         <w:sz w:val="40"/>
         <w:szCs w:val="40"/>
@@ -2278,16 +2329,16 @@
       <w:pStyle w:val="Normal"/>
       <w:jc w:val="right"/>
       <w:rPr>
+        <w:rFonts w:ascii="Calibri" w:hAnsi="Calibri" w:cs="Calibri"/>
         <w:color w:val="002060"/>
-        <w:sz w:val="34"/>
-        <w:szCs w:val="34"/>
+        <w:sz w:val="28"/>
       </w:rPr>
     </w:pPr>
     <w:r>
       <w:rPr>
+        <w:rFonts w:cs="Calibri" w:ascii="Calibri" w:hAnsi="Calibri"/>
         <w:color w:val="002060"/>
-        <w:sz w:val="34"/>
-        <w:szCs w:val="34"/>
+        <w:sz w:val="28"/>
       </w:rPr>
       <w:t>{{Experience_totale}}</w:t>
     </w:r>
@@ -2319,7 +2370,7 @@
     <w:lvl w:ilvl="0">
       <w:start w:val="1"/>
       <w:numFmt w:val="bullet"/>
-      <w:lvlText w:val=""/>
+      <w:lvlText w:val=""/>
       <w:lvlJc w:val="left"/>
       <w:pPr>
         <w:tabs>
@@ -2456,7 +2507,7 @@
     <w:lvl w:ilvl="0">
       <w:start w:val="1"/>
       <w:numFmt w:val="bullet"/>
-      <w:lvlText w:val=""/>
+      <w:lvlText w:val=""/>
       <w:lvlJc w:val="left"/>
       <w:pPr>
         <w:tabs>
@@ -2595,7 +2646,162 @@
     <w:lvl w:ilvl="0">
       <w:start w:val="1"/>
       <w:numFmt w:val="bullet"/>
-      <w:lvlText w:val=""/>
+      <w:lvlText w:val=""/>
+      <w:lvlJc w:val="left"/>
+      <w:pPr>
+        <w:tabs>
+          <w:tab w:val="num" w:pos="720"/>
+        </w:tabs>
+        <w:ind w:left="720" w:hanging="360"/>
+      </w:pPr>
+      <w:rPr>
+        <w:rFonts w:ascii="Symbol" w:hAnsi="Symbol" w:cs="Symbol" w:hint="default"/>
+        <w:sz w:val="22"/>
+        <w:szCs w:val="22"/>
+      </w:rPr>
+    </w:lvl>
+    <w:lvl w:ilvl="1">
+      <w:start w:val="1"/>
+      <w:numFmt w:val="bullet"/>
+      <w:lvlText w:val="◦"/>
+      <w:lvlJc w:val="left"/>
+      <w:pPr>
+        <w:tabs>
+          <w:tab w:val="num" w:pos="1080"/>
+        </w:tabs>
+        <w:ind w:left="1080" w:hanging="360"/>
+      </w:pPr>
+      <w:rPr>
+        <w:rFonts w:ascii="OpenSymbol" w:hAnsi="OpenSymbol" w:cs="OpenSymbol" w:hint="default"/>
+        <w:sz w:val="22"/>
+        <w:szCs w:val="22"/>
+      </w:rPr>
+    </w:lvl>
+    <w:lvl w:ilvl="2">
+      <w:start w:val="1"/>
+      <w:numFmt w:val="bullet"/>
+      <w:lvlText w:val="▪"/>
+      <w:lvlJc w:val="left"/>
+      <w:pPr>
+        <w:tabs>
+          <w:tab w:val="num" w:pos="1440"/>
+        </w:tabs>
+        <w:ind w:left="1440" w:hanging="360"/>
+      </w:pPr>
+      <w:rPr>
+        <w:rFonts w:ascii="OpenSymbol" w:hAnsi="OpenSymbol" w:cs="OpenSymbol" w:hint="default"/>
+        <w:sz w:val="22"/>
+        <w:szCs w:val="22"/>
+      </w:rPr>
+    </w:lvl>
+    <w:lvl w:ilvl="3">
+      <w:start w:val="1"/>
+      <w:numFmt w:val="bullet"/>
+      <w:lvlText w:val=""/>
+      <w:lvlJc w:val="left"/>
+      <w:pPr>
+        <w:tabs>
+          <w:tab w:val="num" w:pos="1800"/>
+        </w:tabs>
+        <w:ind w:left="1800" w:hanging="360"/>
+      </w:pPr>
+      <w:rPr>
+        <w:rFonts w:ascii="Symbol" w:hAnsi="Symbol" w:cs="Symbol" w:hint="default"/>
+        <w:sz w:val="22"/>
+        <w:szCs w:val="22"/>
+      </w:rPr>
+    </w:lvl>
+    <w:lvl w:ilvl="4">
+      <w:start w:val="1"/>
+      <w:numFmt w:val="bullet"/>
+      <w:lvlText w:val="◦"/>
+      <w:lvlJc w:val="left"/>
+      <w:pPr>
+        <w:tabs>
+          <w:tab w:val="num" w:pos="2160"/>
+        </w:tabs>
+        <w:ind w:left="2160" w:hanging="360"/>
+      </w:pPr>
+      <w:rPr>
+        <w:rFonts w:ascii="OpenSymbol" w:hAnsi="OpenSymbol" w:cs="OpenSymbol" w:hint="default"/>
+        <w:sz w:val="22"/>
+        <w:szCs w:val="22"/>
+      </w:rPr>
+    </w:lvl>
+    <w:lvl w:ilvl="5">
+      <w:start w:val="1"/>
+      <w:numFmt w:val="bullet"/>
+      <w:lvlText w:val="▪"/>
+      <w:lvlJc w:val="left"/>
+      <w:pPr>
+        <w:tabs>
+          <w:tab w:val="num" w:pos="2520"/>
+        </w:tabs>
+        <w:ind w:left="2520" w:hanging="360"/>
+      </w:pPr>
+      <w:rPr>
+        <w:rFonts w:ascii="OpenSymbol" w:hAnsi="OpenSymbol" w:cs="OpenSymbol" w:hint="default"/>
+        <w:sz w:val="22"/>
+        <w:szCs w:val="22"/>
+      </w:rPr>
+    </w:lvl>
+    <w:lvl w:ilvl="6">
+      <w:start w:val="1"/>
+      <w:numFmt w:val="bullet"/>
+      <w:lvlText w:val=""/>
+      <w:lvlJc w:val="left"/>
+      <w:pPr>
+        <w:tabs>
+          <w:tab w:val="num" w:pos="2880"/>
+        </w:tabs>
+        <w:ind w:left="2880" w:hanging="360"/>
+      </w:pPr>
+      <w:rPr>
+        <w:rFonts w:ascii="Symbol" w:hAnsi="Symbol" w:cs="Symbol" w:hint="default"/>
+        <w:sz w:val="22"/>
+        <w:szCs w:val="22"/>
+      </w:rPr>
+    </w:lvl>
+    <w:lvl w:ilvl="7">
+      <w:start w:val="1"/>
+      <w:numFmt w:val="bullet"/>
+      <w:lvlText w:val="◦"/>
+      <w:lvlJc w:val="left"/>
+      <w:pPr>
+        <w:tabs>
+          <w:tab w:val="num" w:pos="3240"/>
+        </w:tabs>
+        <w:ind w:left="3240" w:hanging="360"/>
+      </w:pPr>
+      <w:rPr>
+        <w:rFonts w:ascii="OpenSymbol" w:hAnsi="OpenSymbol" w:cs="OpenSymbol" w:hint="default"/>
+        <w:sz w:val="22"/>
+        <w:szCs w:val="22"/>
+      </w:rPr>
+    </w:lvl>
+    <w:lvl w:ilvl="8">
+      <w:start w:val="1"/>
+      <w:numFmt w:val="bullet"/>
+      <w:lvlText w:val="▪"/>
+      <w:lvlJc w:val="left"/>
+      <w:pPr>
+        <w:tabs>
+          <w:tab w:val="num" w:pos="3600"/>
+        </w:tabs>
+        <w:ind w:left="3600" w:hanging="360"/>
+      </w:pPr>
+      <w:rPr>
+        <w:rFonts w:ascii="OpenSymbol" w:hAnsi="OpenSymbol" w:cs="OpenSymbol" w:hint="default"/>
+        <w:sz w:val="22"/>
+        <w:szCs w:val="22"/>
+      </w:rPr>
+    </w:lvl>
+  </w:abstractNum>
+  <w:abstractNum w:abstractNumId="4">
+    <w:lvl w:ilvl="0">
+      <w:start w:val="1"/>
+      <w:numFmt w:val="bullet"/>
+      <w:lvlText w:val=""/>
       <w:lvlJc w:val="left"/>
       <w:pPr>
         <w:tabs>
@@ -2730,313 +2936,140 @@
       </w:rPr>
     </w:lvl>
   </w:abstractNum>
-  <w:abstractNum w:abstractNumId="4">
-    <w:lvl w:ilvl="0">
-      <w:start w:val="1"/>
-      <w:numFmt w:val="bullet"/>
-      <w:lvlText w:val=""/>
-      <w:lvlJc w:val="left"/>
-      <w:pPr>
-        <w:tabs>
-          <w:tab w:val="num" w:pos="720"/>
-        </w:tabs>
-        <w:ind w:left="720" w:hanging="360"/>
-      </w:pPr>
-      <w:rPr>
-        <w:rFonts w:ascii="Wingdings" w:hAnsi="Wingdings" w:cs="Wingdings" w:hint="default"/>
-        <w:sz w:val="22"/>
-        <w:szCs w:val="22"/>
-      </w:rPr>
-    </w:lvl>
-    <w:lvl w:ilvl="1">
-      <w:start w:val="1"/>
-      <w:numFmt w:val="bullet"/>
-      <w:lvlText w:val="◦"/>
-      <w:lvlJc w:val="left"/>
-      <w:pPr>
-        <w:tabs>
-          <w:tab w:val="num" w:pos="1080"/>
-        </w:tabs>
-        <w:ind w:left="1080" w:hanging="360"/>
-      </w:pPr>
-      <w:rPr>
-        <w:rFonts w:ascii="OpenSymbol" w:hAnsi="OpenSymbol" w:cs="OpenSymbol" w:hint="default"/>
-        <w:sz w:val="22"/>
-        <w:szCs w:val="22"/>
-      </w:rPr>
-    </w:lvl>
-    <w:lvl w:ilvl="2">
-      <w:start w:val="1"/>
-      <w:numFmt w:val="bullet"/>
-      <w:lvlText w:val="▪"/>
-      <w:lvlJc w:val="left"/>
-      <w:pPr>
-        <w:tabs>
-          <w:tab w:val="num" w:pos="1440"/>
-        </w:tabs>
-        <w:ind w:left="1440" w:hanging="360"/>
-      </w:pPr>
-      <w:rPr>
-        <w:rFonts w:ascii="OpenSymbol" w:hAnsi="OpenSymbol" w:cs="OpenSymbol" w:hint="default"/>
-        <w:sz w:val="22"/>
-        <w:szCs w:val="22"/>
-      </w:rPr>
-    </w:lvl>
-    <w:lvl w:ilvl="3">
-      <w:start w:val="1"/>
-      <w:numFmt w:val="bullet"/>
-      <w:lvlText w:val=""/>
-      <w:lvlJc w:val="left"/>
-      <w:pPr>
-        <w:tabs>
-          <w:tab w:val="num" w:pos="1800"/>
-        </w:tabs>
-        <w:ind w:left="1800" w:hanging="360"/>
-      </w:pPr>
-      <w:rPr>
-        <w:rFonts w:ascii="Symbol" w:hAnsi="Symbol" w:cs="Symbol" w:hint="default"/>
-        <w:sz w:val="22"/>
-        <w:szCs w:val="22"/>
-      </w:rPr>
-    </w:lvl>
-    <w:lvl w:ilvl="4">
-      <w:start w:val="1"/>
-      <w:numFmt w:val="bullet"/>
-      <w:lvlText w:val="◦"/>
-      <w:lvlJc w:val="left"/>
-      <w:pPr>
-        <w:tabs>
-          <w:tab w:val="num" w:pos="2160"/>
-        </w:tabs>
-        <w:ind w:left="2160" w:hanging="360"/>
-      </w:pPr>
-      <w:rPr>
-        <w:rFonts w:ascii="OpenSymbol" w:hAnsi="OpenSymbol" w:cs="OpenSymbol" w:hint="default"/>
-        <w:sz w:val="22"/>
-        <w:szCs w:val="22"/>
-      </w:rPr>
-    </w:lvl>
-    <w:lvl w:ilvl="5">
-      <w:start w:val="1"/>
-      <w:numFmt w:val="bullet"/>
-      <w:lvlText w:val="▪"/>
-      <w:lvlJc w:val="left"/>
-      <w:pPr>
-        <w:tabs>
-          <w:tab w:val="num" w:pos="2520"/>
-        </w:tabs>
-        <w:ind w:left="2520" w:hanging="360"/>
-      </w:pPr>
-      <w:rPr>
-        <w:rFonts w:ascii="OpenSymbol" w:hAnsi="OpenSymbol" w:cs="OpenSymbol" w:hint="default"/>
-        <w:sz w:val="22"/>
-        <w:szCs w:val="22"/>
-      </w:rPr>
-    </w:lvl>
-    <w:lvl w:ilvl="6">
-      <w:start w:val="1"/>
-      <w:numFmt w:val="bullet"/>
-      <w:lvlText w:val=""/>
-      <w:lvlJc w:val="left"/>
-      <w:pPr>
-        <w:tabs>
-          <w:tab w:val="num" w:pos="2880"/>
-        </w:tabs>
-        <w:ind w:left="2880" w:hanging="360"/>
-      </w:pPr>
-      <w:rPr>
-        <w:rFonts w:ascii="Symbol" w:hAnsi="Symbol" w:cs="Symbol" w:hint="default"/>
-        <w:sz w:val="22"/>
-        <w:szCs w:val="22"/>
-      </w:rPr>
-    </w:lvl>
-    <w:lvl w:ilvl="7">
-      <w:start w:val="1"/>
-      <w:numFmt w:val="bullet"/>
-      <w:lvlText w:val="◦"/>
-      <w:lvlJc w:val="left"/>
-      <w:pPr>
-        <w:tabs>
-          <w:tab w:val="num" w:pos="3240"/>
-        </w:tabs>
-        <w:ind w:left="3240" w:hanging="360"/>
-      </w:pPr>
-      <w:rPr>
-        <w:rFonts w:ascii="OpenSymbol" w:hAnsi="OpenSymbol" w:cs="OpenSymbol" w:hint="default"/>
-        <w:sz w:val="22"/>
-        <w:szCs w:val="22"/>
-      </w:rPr>
-    </w:lvl>
-    <w:lvl w:ilvl="8">
-      <w:start w:val="1"/>
-      <w:numFmt w:val="bullet"/>
-      <w:lvlText w:val="▪"/>
-      <w:lvlJc w:val="left"/>
-      <w:pPr>
-        <w:tabs>
-          <w:tab w:val="num" w:pos="3600"/>
-        </w:tabs>
-        <w:ind w:left="3600" w:hanging="360"/>
-      </w:pPr>
-      <w:rPr>
-        <w:rFonts w:ascii="OpenSymbol" w:hAnsi="OpenSymbol" w:cs="OpenSymbol" w:hint="default"/>
-        <w:sz w:val="22"/>
-        <w:szCs w:val="22"/>
-      </w:rPr>
-    </w:lvl>
-  </w:abstractNum>
   <w:abstractNum w:abstractNumId="5">
     <w:lvl w:ilvl="0">
       <w:start w:val="1"/>
       <w:numFmt w:val="bullet"/>
+      <w:lvlText w:val=""/>
+      <w:lvlJc w:val="left"/>
+      <w:pPr>
+        <w:tabs>
+          <w:tab w:val="num" w:pos="0"/>
+        </w:tabs>
+        <w:ind w:left="720" w:hanging="360"/>
+      </w:pPr>
+      <w:rPr>
+        <w:rFonts w:ascii="Wingdings" w:hAnsi="Wingdings" w:cs="Wingdings" w:hint="default"/>
+      </w:rPr>
+    </w:lvl>
+    <w:lvl w:ilvl="1">
+      <w:start w:val="1"/>
+      <w:numFmt w:val="bullet"/>
+      <w:lvlText w:val="o"/>
+      <w:lvlJc w:val="left"/>
+      <w:pPr>
+        <w:tabs>
+          <w:tab w:val="num" w:pos="0"/>
+        </w:tabs>
+        <w:ind w:left="1440" w:hanging="360"/>
+      </w:pPr>
+      <w:rPr>
+        <w:rFonts w:ascii="Courier New" w:hAnsi="Courier New" w:cs="Courier New" w:hint="default"/>
+      </w:rPr>
+    </w:lvl>
+    <w:lvl w:ilvl="2">
+      <w:start w:val="1"/>
+      <w:numFmt w:val="bullet"/>
+      <w:lvlText w:val=""/>
+      <w:lvlJc w:val="left"/>
+      <w:pPr>
+        <w:tabs>
+          <w:tab w:val="num" w:pos="0"/>
+        </w:tabs>
+        <w:ind w:left="2160" w:hanging="360"/>
+      </w:pPr>
+      <w:rPr>
+        <w:rFonts w:ascii="Wingdings" w:hAnsi="Wingdings" w:cs="Wingdings" w:hint="default"/>
+      </w:rPr>
+    </w:lvl>
+    <w:lvl w:ilvl="3">
+      <w:start w:val="1"/>
+      <w:numFmt w:val="bullet"/>
       <w:lvlText w:val=""/>
       <w:lvlJc w:val="left"/>
       <w:pPr>
         <w:tabs>
-          <w:tab w:val="num" w:pos="720"/>
-        </w:tabs>
-        <w:ind w:left="720" w:hanging="360"/>
+          <w:tab w:val="num" w:pos="0"/>
+        </w:tabs>
+        <w:ind w:left="2880" w:hanging="360"/>
       </w:pPr>
       <w:rPr>
         <w:rFonts w:ascii="Symbol" w:hAnsi="Symbol" w:cs="Symbol" w:hint="default"/>
-        <w:sz w:val="22"/>
-        <w:szCs w:val="22"/>
-      </w:rPr>
-    </w:lvl>
-    <w:lvl w:ilvl="1">
-      <w:start w:val="1"/>
-      <w:numFmt w:val="bullet"/>
-      <w:lvlText w:val="◦"/>
-      <w:lvlJc w:val="left"/>
-      <w:pPr>
-        <w:tabs>
-          <w:tab w:val="num" w:pos="1080"/>
-        </w:tabs>
-        <w:ind w:left="1080" w:hanging="360"/>
-      </w:pPr>
-      <w:rPr>
-        <w:rFonts w:ascii="OpenSymbol" w:hAnsi="OpenSymbol" w:cs="OpenSymbol" w:hint="default"/>
-        <w:sz w:val="22"/>
-        <w:szCs w:val="22"/>
-      </w:rPr>
-    </w:lvl>
-    <w:lvl w:ilvl="2">
-      <w:start w:val="1"/>
-      <w:numFmt w:val="bullet"/>
-      <w:lvlText w:val="▪"/>
-      <w:lvlJc w:val="left"/>
-      <w:pPr>
-        <w:tabs>
-          <w:tab w:val="num" w:pos="1440"/>
-        </w:tabs>
-        <w:ind w:left="1440" w:hanging="360"/>
-      </w:pPr>
-      <w:rPr>
-        <w:rFonts w:ascii="OpenSymbol" w:hAnsi="OpenSymbol" w:cs="OpenSymbol" w:hint="default"/>
-        <w:sz w:val="22"/>
-        <w:szCs w:val="22"/>
-      </w:rPr>
-    </w:lvl>
-    <w:lvl w:ilvl="3">
+      </w:rPr>
+    </w:lvl>
+    <w:lvl w:ilvl="4">
+      <w:start w:val="1"/>
+      <w:numFmt w:val="bullet"/>
+      <w:lvlText w:val="o"/>
+      <w:lvlJc w:val="left"/>
+      <w:pPr>
+        <w:tabs>
+          <w:tab w:val="num" w:pos="0"/>
+        </w:tabs>
+        <w:ind w:left="3600" w:hanging="360"/>
+      </w:pPr>
+      <w:rPr>
+        <w:rFonts w:ascii="Courier New" w:hAnsi="Courier New" w:cs="Courier New" w:hint="default"/>
+      </w:rPr>
+    </w:lvl>
+    <w:lvl w:ilvl="5">
+      <w:start w:val="1"/>
+      <w:numFmt w:val="bullet"/>
+      <w:lvlText w:val=""/>
+      <w:lvlJc w:val="left"/>
+      <w:pPr>
+        <w:tabs>
+          <w:tab w:val="num" w:pos="0"/>
+        </w:tabs>
+        <w:ind w:left="4320" w:hanging="360"/>
+      </w:pPr>
+      <w:rPr>
+        <w:rFonts w:ascii="Wingdings" w:hAnsi="Wingdings" w:cs="Wingdings" w:hint="default"/>
+      </w:rPr>
+    </w:lvl>
+    <w:lvl w:ilvl="6">
       <w:start w:val="1"/>
       <w:numFmt w:val="bullet"/>
       <w:lvlText w:val=""/>
       <w:lvlJc w:val="left"/>
       <w:pPr>
         <w:tabs>
-          <w:tab w:val="num" w:pos="1800"/>
-        </w:tabs>
-        <w:ind w:left="1800" w:hanging="360"/>
+          <w:tab w:val="num" w:pos="0"/>
+        </w:tabs>
+        <w:ind w:left="5040" w:hanging="360"/>
       </w:pPr>
       <w:rPr>
         <w:rFonts w:ascii="Symbol" w:hAnsi="Symbol" w:cs="Symbol" w:hint="default"/>
-        <w:sz w:val="22"/>
-        <w:szCs w:val="22"/>
-      </w:rPr>
-    </w:lvl>
-    <w:lvl w:ilvl="4">
-      <w:start w:val="1"/>
-      <w:numFmt w:val="bullet"/>
-      <w:lvlText w:val="◦"/>
-      <w:lvlJc w:val="left"/>
-      <w:pPr>
-        <w:tabs>
-          <w:tab w:val="num" w:pos="2160"/>
-        </w:tabs>
-        <w:ind w:left="2160" w:hanging="360"/>
-      </w:pPr>
-      <w:rPr>
-        <w:rFonts w:ascii="OpenSymbol" w:hAnsi="OpenSymbol" w:cs="OpenSymbol" w:hint="default"/>
-        <w:sz w:val="22"/>
-        <w:szCs w:val="22"/>
-      </w:rPr>
-    </w:lvl>
-    <w:lvl w:ilvl="5">
-      <w:start w:val="1"/>
-      <w:numFmt w:val="bullet"/>
-      <w:lvlText w:val="▪"/>
-      <w:lvlJc w:val="left"/>
-      <w:pPr>
-        <w:tabs>
-          <w:tab w:val="num" w:pos="2520"/>
-        </w:tabs>
-        <w:ind w:left="2520" w:hanging="360"/>
-      </w:pPr>
-      <w:rPr>
-        <w:rFonts w:ascii="OpenSymbol" w:hAnsi="OpenSymbol" w:cs="OpenSymbol" w:hint="default"/>
-        <w:sz w:val="22"/>
-        <w:szCs w:val="22"/>
-      </w:rPr>
-    </w:lvl>
-    <w:lvl w:ilvl="6">
-      <w:start w:val="1"/>
-      <w:numFmt w:val="bullet"/>
-      <w:lvlText w:val=""/>
-      <w:lvlJc w:val="left"/>
-      <w:pPr>
-        <w:tabs>
-          <w:tab w:val="num" w:pos="2880"/>
-        </w:tabs>
-        <w:ind w:left="2880" w:hanging="360"/>
-      </w:pPr>
-      <w:rPr>
-        <w:rFonts w:ascii="Symbol" w:hAnsi="Symbol" w:cs="Symbol" w:hint="default"/>
-        <w:sz w:val="22"/>
-        <w:szCs w:val="22"/>
       </w:rPr>
     </w:lvl>
     <w:lvl w:ilvl="7">
       <w:start w:val="1"/>
       <w:numFmt w:val="bullet"/>
-      <w:lvlText w:val="◦"/>
-      <w:lvlJc w:val="left"/>
-      <w:pPr>
-        <w:tabs>
-          <w:tab w:val="num" w:pos="3240"/>
-        </w:tabs>
-        <w:ind w:left="3240" w:hanging="360"/>
-      </w:pPr>
-      <w:rPr>
-        <w:rFonts w:ascii="OpenSymbol" w:hAnsi="OpenSymbol" w:cs="OpenSymbol" w:hint="default"/>
-        <w:sz w:val="22"/>
-        <w:szCs w:val="22"/>
+      <w:lvlText w:val="o"/>
+      <w:lvlJc w:val="left"/>
+      <w:pPr>
+        <w:tabs>
+          <w:tab w:val="num" w:pos="0"/>
+        </w:tabs>
+        <w:ind w:left="5760" w:hanging="360"/>
+      </w:pPr>
+      <w:rPr>
+        <w:rFonts w:ascii="Courier New" w:hAnsi="Courier New" w:cs="Courier New" w:hint="default"/>
       </w:rPr>
     </w:lvl>
     <w:lvl w:ilvl="8">
       <w:start w:val="1"/>
       <w:numFmt w:val="bullet"/>
-      <w:lvlText w:val="▪"/>
-      <w:lvlJc w:val="left"/>
-      <w:pPr>
-        <w:tabs>
-          <w:tab w:val="num" w:pos="3600"/>
-        </w:tabs>
-        <w:ind w:left="3600" w:hanging="360"/>
-      </w:pPr>
-      <w:rPr>
-        <w:rFonts w:ascii="OpenSymbol" w:hAnsi="OpenSymbol" w:cs="OpenSymbol" w:hint="default"/>
-        <w:sz w:val="22"/>
-        <w:szCs w:val="22"/>
+      <w:lvlText w:val=""/>
+      <w:lvlJc w:val="left"/>
+      <w:pPr>
+        <w:tabs>
+          <w:tab w:val="num" w:pos="0"/>
+        </w:tabs>
+        <w:ind w:left="6480" w:hanging="360"/>
+      </w:pPr>
+      <w:rPr>
+        <w:rFonts w:ascii="Wingdings" w:hAnsi="Wingdings" w:cs="Wingdings" w:hint="default"/>
       </w:rPr>
     </w:lvl>
   </w:abstractNum>
@@ -3044,7 +3077,7 @@
     <w:lvl w:ilvl="0">
       <w:start w:val="1"/>
       <w:numFmt w:val="bullet"/>
-      <w:lvlText w:val=""/>
+      <w:lvlText w:val=""/>
       <w:lvlJc w:val="left"/>
       <w:pPr>
         <w:tabs>
@@ -3741,7 +3774,7 @@
       <w:widowControl/>
       <w:suppressAutoHyphens w:val="true"/>
       <w:bidi w:val="0"/>
-      <w:spacing w:lineRule="auto" w:line="240" w:before="0" w:after="0"/>
+      <w:spacing w:before="0" w:after="0"/>
       <w:jc w:val="left"/>
     </w:pPr>
     <w:rPr>
@@ -3750,7 +3783,7 @@
       <w:kern w:val="0"/>
       <w:sz w:val="24"/>
       <w:szCs w:val="24"/>
-      <w:lang w:val="fr-FR" w:eastAsia="fr-FR" w:bidi="ar-SA"/>
+      <w:lang w:eastAsia="fr-FR" w:val="fr-FR" w:bidi="ar-SA"/>
     </w:rPr>
   </w:style>
   <w:style w:type="paragraph" w:styleId="Heading1">
@@ -4215,7 +4248,7 @@
       <w:lang w:eastAsia="fr-FR"/>
     </w:rPr>
   </w:style>
-  <w:style w:type="character" w:styleId="Puces">
+  <w:style w:type="character" w:styleId="Puces" w:customStyle="1">
     <w:name w:val="Puces"/>
     <w:qFormat/>
     <w:rPr>
@@ -4224,7 +4257,7 @@
       <w:szCs w:val="22"/>
     </w:rPr>
   </w:style>
-  <w:style w:type="character" w:styleId="Caractresdenumrotation">
+  <w:style w:type="character" w:styleId="Caractresdenumrotation" w:customStyle="1">
     <w:name w:val="Caractères de numérotation"/>
     <w:qFormat/>
     <w:rPr/>
@@ -4250,7 +4283,6 @@
     <w:link w:val="CorpsdetexteCar"/>
     <w:rsid w:val="00cf4571"/>
     <w:pPr>
-      <w:suppressAutoHyphens w:val="true"/>
       <w:overflowPunct w:val="true"/>
       <w:spacing w:before="0" w:after="120"/>
     </w:pPr>
@@ -4279,11 +4311,9 @@
       <w:rFonts w:cs="Noto Sans Devanagari"/>
       <w:i/>
       <w:iCs/>
-      <w:sz w:val="24"/>
-      <w:szCs w:val="24"/>
     </w:rPr>
   </w:style>
-  <w:style w:type="paragraph" w:styleId="Index">
+  <w:style w:type="paragraph" w:styleId="Index" w:customStyle="1">
     <w:name w:val="Index"/>
     <w:basedOn w:val="Normal"/>
     <w:qFormat/>
@@ -4297,7 +4327,7 @@
   <w:style w:type="paragraph" w:styleId="Title">
     <w:name w:val="Title"/>
     <w:basedOn w:val="Normal"/>
-    <w:next w:val="Normal"/>
+    <w:next w:val="BodyText"/>
     <w:link w:val="TitreCar"/>
     <w:uiPriority w:val="10"/>
     <w:qFormat/>
@@ -4385,7 +4415,7 @@
       <w:color w:themeColor="accent1" w:themeShade="bf" w:val="2F5496"/>
     </w:rPr>
   </w:style>
-  <w:style w:type="paragraph" w:styleId="En-tteetpieddepage">
+  <w:style w:type="paragraph" w:styleId="En-tteetpieddepage" w:customStyle="1">
     <w:name w:val="En-tête et pied de page"/>
     <w:basedOn w:val="Normal"/>
     <w:qFormat/>
@@ -4413,7 +4443,6 @@
     <w:qFormat/>
     <w:rsid w:val="00cf4571"/>
     <w:pPr>
-      <w:suppressAutoHyphens w:val="true"/>
       <w:overflowPunct w:val="true"/>
     </w:pPr>
     <w:rPr/>
@@ -4434,20 +4463,18 @@
     </w:pPr>
     <w:rPr/>
   </w:style>
-  <w:style w:type="paragraph" w:styleId="Texteprformat">
+  <w:style w:type="paragraph" w:styleId="Texteprformat" w:customStyle="1">
     <w:name w:val="Texte préformaté"/>
     <w:basedOn w:val="Normal"/>
     <w:qFormat/>
-    <w:pPr>
-      <w:spacing w:before="0" w:after="0"/>
-    </w:pPr>
+    <w:pPr/>
     <w:rPr>
       <w:rFonts w:ascii="Liberation Mono" w:hAnsi="Liberation Mono" w:eastAsia="Liberation Mono" w:cs="Liberation Mono"/>
       <w:sz w:val="20"/>
       <w:szCs w:val="20"/>
     </w:rPr>
   </w:style>
-  <w:style w:type="paragraph" w:styleId="Contenudetableau">
+  <w:style w:type="paragraph" w:styleId="Contenudetableau" w:customStyle="1">
     <w:name w:val="Contenu de tableau"/>
     <w:basedOn w:val="Normal"/>
     <w:qFormat/>
@@ -4457,12 +4484,11 @@
     </w:pPr>
     <w:rPr/>
   </w:style>
-  <w:style w:type="paragraph" w:styleId="Titredetableau">
+  <w:style w:type="paragraph" w:styleId="Titredetableau" w:customStyle="1">
     <w:name w:val="Titre de tableau"/>
     <w:basedOn w:val="Contenudetableau"/>
     <w:qFormat/>
     <w:pPr>
-      <w:suppressLineNumbers/>
       <w:jc w:val="center"/>
     </w:pPr>
     <w:rPr>
@@ -4470,7 +4496,7 @@
       <w:bCs/>
     </w:rPr>
   </w:style>
-  <w:style w:type="numbering" w:styleId="Pasdeliste" w:default="1">
+  <w:style w:type="numbering" w:styleId="Pasdeliste" w:customStyle="1">
     <w:name w:val="Pas de liste"/>
     <w:uiPriority w:val="99"/>
     <w:semiHidden/>
